--- a/v4-0_AMS-Test.docx
+++ b/v4-0_AMS-Test.docx
@@ -630,13 +630,8 @@
         <w:t>this current project. What I need to do?</w:t>
       </w:r>
       <w:r>
-        <w:t xml:space="preserve"> I have </w:t>
-      </w:r>
-      <w:proofErr w:type="spellStart"/>
-      <w:r>
-        <w:t>it’s</w:t>
-      </w:r>
-      <w:proofErr w:type="spellEnd"/>
+        <w:t xml:space="preserve"> I have it’s</w:t>
+      </w:r>
       <w:r>
         <w:t xml:space="preserve"> </w:t>
       </w:r>
@@ -1172,15 +1167,7 @@
         <w:t xml:space="preserve"> ID like </w:t>
       </w:r>
       <w:r>
-        <w:t>AMS-LT-&lt;</w:t>
-      </w:r>
-      <w:proofErr w:type="spellStart"/>
-      <w:r>
-        <w:t>ddmmyy-hhmmss</w:t>
-      </w:r>
-      <w:proofErr w:type="spellEnd"/>
-      <w:r>
-        <w:t>&gt;-000007</w:t>
+        <w:t>AMS-LT-&lt;ddmmyy-hhmmss&gt;-000007</w:t>
       </w:r>
       <w:r>
         <w:t>)</w:t>
@@ -1914,15 +1901,7 @@
         <w:t xml:space="preserve">Change all </w:t>
       </w:r>
       <w:r>
-        <w:t>date formats to “dd-mm-</w:t>
-      </w:r>
-      <w:proofErr w:type="spellStart"/>
-      <w:r>
-        <w:t>yyyy</w:t>
-      </w:r>
-      <w:proofErr w:type="spellEnd"/>
-      <w:r>
-        <w:t xml:space="preserve">”. </w:t>
+        <w:t xml:space="preserve">date formats to “dd-mm-yyyy”. </w:t>
       </w:r>
       <w:r>
         <w:t xml:space="preserve">Also, when changing status to </w:t>
@@ -4890,11 +4869,9 @@
       <w:r>
         <w:t xml:space="preserve">has </w:t>
       </w:r>
-      <w:proofErr w:type="spellStart"/>
       <w:r>
         <w:t>exited</w:t>
       </w:r>
-      <w:proofErr w:type="spellEnd"/>
       <w:r>
         <w:t>. So, in this way</w:t>
       </w:r>
@@ -6855,11 +6832,9 @@
       <w:r>
         <w:t>3) Create another User with the name “</w:t>
       </w:r>
-      <w:proofErr w:type="spellStart"/>
       <w:r>
         <w:t>testadmin</w:t>
       </w:r>
-      <w:proofErr w:type="spellEnd"/>
       <w:r>
         <w:t xml:space="preserve">” and Password “Admin@#$12345” with Super Root credentials/role </w:t>
       </w:r>
@@ -6895,21 +6870,11 @@
       <w:r>
         <w:t>the “</w:t>
       </w:r>
-      <w:proofErr w:type="spellStart"/>
       <w:r>
         <w:t>ams_collections</w:t>
       </w:r>
-      <w:proofErr w:type="spellEnd"/>
-      <w:r>
-        <w:t>” table, not in “</w:t>
-      </w:r>
-      <w:proofErr w:type="spellStart"/>
-      <w:r>
-        <w:t>ams_users</w:t>
-      </w:r>
-      <w:proofErr w:type="spellEnd"/>
-      <w:r>
-        <w:t>”, which also prevents me from logging in with another user.</w:t>
+      <w:r>
+        <w:t>” table, not in “ams_users”, which also prevents me from logging in with another user.</w:t>
       </w:r>
     </w:p>
     <w:p>
@@ -7382,15 +7347,7 @@
     <w:p/>
     <w:p>
       <w:r>
-        <w:t xml:space="preserve">Could not locate entry in </w:t>
-      </w:r>
-      <w:proofErr w:type="spellStart"/>
-      <w:r>
-        <w:t>sysdatabases</w:t>
-      </w:r>
-      <w:proofErr w:type="spellEnd"/>
-      <w:r>
-        <w:t xml:space="preserve"> for database 'AMS-TEST'. No entry found with that name. Make sure that the name is entered correctly.</w:t>
+        <w:t>Could not locate entry in sysdatabases for database 'AMS-TEST'. No entry found with that name. Make sure that the name is entered correctly.</w:t>
       </w:r>
     </w:p>
     <w:p>
@@ -7425,15 +7382,7 @@
     </w:p>
     <w:p>
       <w:r>
-        <w:t>Incorrect syntax near '</w:t>
-      </w:r>
-      <w:proofErr w:type="spellStart"/>
-      <w:r>
-        <w:t>record_key</w:t>
-      </w:r>
-      <w:proofErr w:type="spellEnd"/>
-      <w:r>
-        <w:t>'.  Expecting '(', or SELECT.</w:t>
+        <w:t>Incorrect syntax near 'record_key'.  Expecting '(', or SELECT.</w:t>
       </w:r>
     </w:p>
     <w:p>
@@ -7513,149 +7462,37 @@
     <w:p/>
     <w:p>
       <w:r>
-        <w:t>The index or statistics with name '</w:t>
-      </w:r>
-      <w:proofErr w:type="spellStart"/>
-      <w:r>
-        <w:t>IX_ams_assets_status</w:t>
-      </w:r>
-      <w:proofErr w:type="spellEnd"/>
-      <w:r>
-        <w:t>' already exists on table or view '</w:t>
-      </w:r>
-      <w:proofErr w:type="spellStart"/>
-      <w:r>
-        <w:t>dbo.ams_assets</w:t>
-      </w:r>
-      <w:proofErr w:type="spellEnd"/>
-      <w:r>
-        <w:t>'.</w:t>
-      </w:r>
-    </w:p>
-    <w:p>
-      <w:r>
-        <w:t>The index or statistics with name '</w:t>
-      </w:r>
-      <w:proofErr w:type="spellStart"/>
-      <w:r>
-        <w:t>IX_ams_assets_type</w:t>
-      </w:r>
-      <w:proofErr w:type="spellEnd"/>
-      <w:r>
-        <w:t>' already exists on table or view '</w:t>
-      </w:r>
-      <w:proofErr w:type="spellStart"/>
-      <w:r>
-        <w:t>dbo.ams_assets</w:t>
-      </w:r>
-      <w:proofErr w:type="spellEnd"/>
-      <w:r>
-        <w:t>'.</w:t>
-      </w:r>
-    </w:p>
-    <w:p>
-      <w:r>
-        <w:t>The index or statistics with name '</w:t>
-      </w:r>
-      <w:proofErr w:type="spellStart"/>
-      <w:r>
-        <w:t>IX_ams_assets_site</w:t>
-      </w:r>
-      <w:proofErr w:type="spellEnd"/>
-      <w:r>
-        <w:t>' already exists on table or view '</w:t>
-      </w:r>
-      <w:proofErr w:type="spellStart"/>
-      <w:r>
-        <w:t>dbo.ams_assets</w:t>
-      </w:r>
-      <w:proofErr w:type="spellEnd"/>
-      <w:r>
-        <w:t>'.</w:t>
-      </w:r>
-    </w:p>
-    <w:p>
-      <w:r>
-        <w:t>The index or statistics with name '</w:t>
-      </w:r>
-      <w:proofErr w:type="spellStart"/>
-      <w:r>
-        <w:t>IX_ams_employees_department</w:t>
-      </w:r>
-      <w:proofErr w:type="spellEnd"/>
-      <w:r>
-        <w:t>' already exists on table or view '</w:t>
-      </w:r>
-      <w:proofErr w:type="spellStart"/>
-      <w:r>
-        <w:t>dbo.ams_employees</w:t>
-      </w:r>
-      <w:proofErr w:type="spellEnd"/>
-      <w:r>
-        <w:t>'.</w:t>
-      </w:r>
-    </w:p>
-    <w:p>
-      <w:r>
-        <w:t>The index or statistics with name '</w:t>
-      </w:r>
-      <w:proofErr w:type="spellStart"/>
-      <w:r>
-        <w:t>IX_ams_employees_status</w:t>
-      </w:r>
-      <w:proofErr w:type="spellEnd"/>
-      <w:r>
-        <w:t>' already exists on table or view '</w:t>
-      </w:r>
-      <w:proofErr w:type="spellStart"/>
-      <w:r>
-        <w:t>dbo.ams_employees</w:t>
-      </w:r>
-      <w:proofErr w:type="spellEnd"/>
-      <w:r>
-        <w:t>'.</w:t>
-      </w:r>
-    </w:p>
-    <w:p>
-      <w:r>
-        <w:t>The index or statistics with name '</w:t>
-      </w:r>
-      <w:proofErr w:type="spellStart"/>
-      <w:r>
-        <w:t>IX_ams_consumables_site</w:t>
-      </w:r>
-      <w:proofErr w:type="spellEnd"/>
-      <w:r>
-        <w:t>' already exists on table or view '</w:t>
-      </w:r>
-      <w:proofErr w:type="spellStart"/>
-      <w:r>
-        <w:t>dbo.ams_consumables</w:t>
-      </w:r>
-      <w:proofErr w:type="spellEnd"/>
-      <w:r>
-        <w:t>'.</w:t>
-      </w:r>
-    </w:p>
-    <w:p>
-      <w:r>
-        <w:t>The index or statistics with name '</w:t>
-      </w:r>
-      <w:proofErr w:type="spellStart"/>
-      <w:r>
-        <w:t>IX_ams_spare_parts_site</w:t>
-      </w:r>
-      <w:proofErr w:type="spellEnd"/>
-      <w:r>
-        <w:t>' already exists on table or view '</w:t>
-      </w:r>
-      <w:proofErr w:type="spellStart"/>
-      <w:r>
-        <w:t>dbo.ams_spare_parts</w:t>
-      </w:r>
-      <w:proofErr w:type="spellEnd"/>
-      <w:r>
-        <w:t>'.</w:t>
+        <w:t>The index or statistics with name 'IX_ams_assets_status' already exists on table or view 'dbo.ams_assets'.</w:t>
+      </w:r>
+    </w:p>
+    <w:p>
+      <w:r>
+        <w:t>The index or statistics with name 'IX_ams_assets_type' already exists on table or view 'dbo.ams_assets'.</w:t>
+      </w:r>
+    </w:p>
+    <w:p>
+      <w:r>
+        <w:t>The index or statistics with name 'IX_ams_assets_site' already exists on table or view 'dbo.ams_assets'.</w:t>
+      </w:r>
+    </w:p>
+    <w:p>
+      <w:r>
+        <w:t>The index or statistics with name 'IX_ams_employees_department' already exists on table or view 'dbo.ams_employees'.</w:t>
+      </w:r>
+    </w:p>
+    <w:p>
+      <w:r>
+        <w:t>The index or statistics with name 'IX_ams_employees_status' already exists on table or view 'dbo.ams_employees'.</w:t>
+      </w:r>
+    </w:p>
+    <w:p>
+      <w:r>
+        <w:t>The index or statistics with name 'IX_ams_consumables_site' already exists on table or view 'dbo.ams_consumables'.</w:t>
+      </w:r>
+    </w:p>
+    <w:p>
+      <w:r>
+        <w:t>The index or statistics with name 'IX_ams_spare_parts_site' already exists on table or view 'dbo.ams_spare_parts'.</w:t>
       </w:r>
     </w:p>
     <w:p>
@@ -7690,15 +7527,7 @@
     </w:p>
     <w:p>
       <w:r>
-        <w:t>Incorrect syntax near '</w:t>
-      </w:r>
-      <w:proofErr w:type="spellStart"/>
-      <w:r>
-        <w:t>record_key</w:t>
-      </w:r>
-      <w:proofErr w:type="spellEnd"/>
-      <w:r>
-        <w:t>'.  Expecting '(', or SELECT.</w:t>
+        <w:t>Incorrect syntax near 'record_key'.  Expecting '(', or SELECT.</w:t>
       </w:r>
     </w:p>
     <w:p>
@@ -7789,15 +7618,7 @@
     <w:p/>
     <w:p>
       <w:r>
-        <w:t xml:space="preserve">Is there a way to add employees' details first and then the reporting manager details (let’s take like </w:t>
-      </w:r>
-      <w:proofErr w:type="spellStart"/>
-      <w:r>
-        <w:t>xyz</w:t>
-      </w:r>
-      <w:proofErr w:type="spellEnd"/>
-      <w:r>
-        <w:t xml:space="preserve"> employee with “00458” as employee </w:t>
+        <w:t xml:space="preserve">Is there a way to add employees' details first and then the reporting manager details (let’s take like xyz employee with “00458” as employee </w:t>
       </w:r>
       <w:r>
         <w:t>ID</w:t>
@@ -7806,15 +7627,7 @@
         <w:t xml:space="preserve"> add it first</w:t>
       </w:r>
       <w:r>
-        <w:t xml:space="preserve">, then add it’s reporting manager with ID i.e. </w:t>
-      </w:r>
-      <w:proofErr w:type="spellStart"/>
-      <w:r>
-        <w:t>abc</w:t>
-      </w:r>
-      <w:proofErr w:type="spellEnd"/>
-      <w:r>
-        <w:t xml:space="preserve"> employee with “00758” as employee ID), because some employees got reporting manager later or you </w:t>
+        <w:t xml:space="preserve">, then add it’s reporting manager with ID i.e. abc employee with “00758” as employee ID), because some employees got reporting manager later or you </w:t>
       </w:r>
       <w:r>
         <w:lastRenderedPageBreak/>
@@ -8790,50 +8603,13 @@
         <w:t xml:space="preserve"> that</w:t>
       </w:r>
       <w:r>
-        <w:t xml:space="preserve">, besides </w:t>
-      </w:r>
-      <w:proofErr w:type="spellStart"/>
-      <w:r>
-        <w:t>row_id</w:t>
-      </w:r>
-      <w:proofErr w:type="spellEnd"/>
-      <w:r>
-        <w:t xml:space="preserve">, </w:t>
-      </w:r>
-      <w:proofErr w:type="spellStart"/>
-      <w:r>
-        <w:t>record_key</w:t>
-      </w:r>
-      <w:proofErr w:type="spellEnd"/>
-      <w:r>
-        <w:t xml:space="preserve">, username, role, </w:t>
-      </w:r>
-      <w:proofErr w:type="spellStart"/>
-      <w:r>
-        <w:t>display_name</w:t>
-      </w:r>
-      <w:proofErr w:type="spellEnd"/>
-      <w:r>
-        <w:t xml:space="preserve">, active, </w:t>
-      </w:r>
-      <w:proofErr w:type="spellStart"/>
-      <w:r>
-        <w:t>data_json</w:t>
-      </w:r>
-      <w:proofErr w:type="spellEnd"/>
-      <w:r>
-        <w:t xml:space="preserve">, </w:t>
+        <w:t xml:space="preserve">, besides row_id, record_key, username, role, display_name, active, data_json, </w:t>
       </w:r>
       <w:r>
         <w:t xml:space="preserve">and </w:t>
       </w:r>
-      <w:proofErr w:type="spellStart"/>
-      <w:r>
-        <w:t>updated_at</w:t>
-      </w:r>
-      <w:proofErr w:type="spellEnd"/>
-      <w:r>
-        <w:t xml:space="preserve">. I did not find any other field </w:t>
+      <w:r>
+        <w:t xml:space="preserve">updated_at. I did not find any other field </w:t>
       </w:r>
       <w:r>
         <w:t>that</w:t>
@@ -8880,7 +8656,7 @@
         <w:rPr>
           <w:noProof/>
         </w:rPr>
-        <w:t>05-09-2026</w:t>
+        <w:t>06-09-2026</w:t>
       </w:r>
       <w:r>
         <w:fldChar w:fldCharType="end"/>
@@ -8901,7 +8677,7 @@
         <w:rPr>
           <w:noProof/>
         </w:rPr>
-        <w:t>3:43 PM</w:t>
+        <w:t>7:46 PM</w:t>
       </w:r>
       <w:r>
         <w:fldChar w:fldCharType="end"/>
@@ -9702,7 +9478,23 @@
         <w:t>Points I have found and changes I want to make:</w:t>
       </w:r>
     </w:p>
-    <w:p/>
+    <w:p>
+      <w:r>
+        <w:t>I observe some points first is regarding mobile assignment when I assign a mobile particular employee and use SIM card number it at the SIM card number but when I open the SIM card master I can't see the issue or assign option selected in mobile master, and vice versa. Kindly check and find the issue</w:t>
+      </w:r>
+      <w:r>
+        <w:t>,</w:t>
+      </w:r>
+      <w:r>
+        <w:t xml:space="preserve"> and resolve it</w:t>
+      </w:r>
+      <w:r>
+        <w:t>.</w:t>
+      </w:r>
+      <w:r>
+        <w:t xml:space="preserve"> I will continue checking and testing the project</w:t>
+      </w:r>
+    </w:p>
     <w:p>
       <w:r>
         <w:t>Please review and update the points and changes above; I will continue testing the project.</w:t>
@@ -9723,7 +9515,59 @@
         <w:t>Points I have found and changes I want to make:</w:t>
       </w:r>
     </w:p>
-    <w:p/>
+    <w:p>
+      <w:r>
+        <w:t>1) Create a SIM Card Issue/Assign Form, same as the Asset Issue Form for SIM Cards.</w:t>
+      </w:r>
+    </w:p>
+    <w:p>
+      <w:r>
+        <w:t xml:space="preserve">2) Change </w:t>
+      </w:r>
+      <w:r>
+        <w:t>Asset Edit</w:t>
+      </w:r>
+      <w:r>
+        <w:t xml:space="preserve"> from </w:t>
+      </w:r>
+      <w:r>
+        <w:t>Mobiles -&gt; Actions</w:t>
+      </w:r>
+      <w:r>
+        <w:t xml:space="preserve"> to Edit Mobile Issue</w:t>
+      </w:r>
+    </w:p>
+    <w:p>
+      <w:r>
+        <w:t>3</w:t>
+      </w:r>
+      <w:r>
+        <w:t xml:space="preserve">) Add </w:t>
+      </w:r>
+      <w:r>
+        <w:t xml:space="preserve">the </w:t>
+      </w:r>
+      <w:r>
+        <w:t xml:space="preserve">option of SIM </w:t>
+      </w:r>
+      <w:r>
+        <w:t>Card assignment in Mobiles -&gt; Actions -&gt; Assign &amp; Asset Edit</w:t>
+      </w:r>
+      <w:r>
+        <w:t>/</w:t>
+      </w:r>
+      <w:r>
+        <w:t>Edit Mobile Issue</w:t>
+      </w:r>
+      <w:r>
+        <w:t>.</w:t>
+      </w:r>
+    </w:p>
+    <w:p>
+      <w:r>
+        <w:t>4) Add the option to Edit Assign/Issue of a SIM Card in SIM Cards Master</w:t>
+      </w:r>
+    </w:p>
     <w:p>
       <w:r>
         <w:t>Please review and update the points and changes above; I will continue testing the project.</w:t>
@@ -9741,10 +9585,20 @@
     </w:p>
     <w:p>
       <w:r>
+        <w:lastRenderedPageBreak/>
         <w:t>Points I have found and changes I want to make:</w:t>
       </w:r>
     </w:p>
-    <w:p/>
+    <w:p>
+      <w:r>
+        <w:t>1) I want to improve the performance of the project, like quick loading, faster database connections, and its save/load/edit/update and other database-related activities.</w:t>
+      </w:r>
+    </w:p>
+    <w:p>
+      <w:r>
+        <w:t>2) I also want to add icons for all Assets, their type, category, consumables, spare parts, mobile, SIM cards and all other master pages/form to make it more understanding/knowledgeable. Can you do this?</w:t>
+      </w:r>
+    </w:p>
     <w:p>
       <w:r>
         <w:t>Please review and update the points and changes above; I will continue testing the project.</w:t>
@@ -9765,10 +9619,75 @@
         <w:t>Points I have found and changes I want to make:</w:t>
       </w:r>
     </w:p>
-    <w:p/>
-    <w:p>
-      <w:r>
-        <w:lastRenderedPageBreak/>
+    <w:p>
+      <w:r>
+        <w:t xml:space="preserve">1) </w:t>
+      </w:r>
+      <w:r>
+        <w:t xml:space="preserve">Add Site in all </w:t>
+      </w:r>
+      <w:r>
+        <w:t>masters</w:t>
+      </w:r>
+      <w:r>
+        <w:t xml:space="preserve"> and also modify the SQL Script to add Site in the corresponding tables.</w:t>
+      </w:r>
+    </w:p>
+    <w:p>
+      <w:r>
+        <w:t>2) Remove the default options from “</w:t>
+      </w:r>
+      <w:r>
+        <w:t>Accessories / Items Included</w:t>
+      </w:r>
+      <w:r>
+        <w:t>” from the Asset Issue Form if no asset is assign/issue to the user/employee directly. Also, if more</w:t>
+      </w:r>
+      <w:r>
+        <w:t xml:space="preserve"> </w:t>
+      </w:r>
+      <w:r>
+        <w:t xml:space="preserve">than one Asset is issue/assign to </w:t>
+      </w:r>
+      <w:r>
+        <w:t xml:space="preserve">the </w:t>
+      </w:r>
+      <w:r>
+        <w:t>user/employee (including Mobile and SIM Card)</w:t>
+      </w:r>
+      <w:r>
+        <w:t>,</w:t>
+      </w:r>
+      <w:r>
+        <w:t xml:space="preserve"> make </w:t>
+      </w:r>
+      <w:r>
+        <w:t>sure</w:t>
+      </w:r>
+      <w:r>
+        <w:t xml:space="preserve"> to add </w:t>
+      </w:r>
+      <w:r>
+        <w:t>“</w:t>
+      </w:r>
+      <w:r>
+        <w:t>Accessories / Items Included</w:t>
+      </w:r>
+      <w:r>
+        <w:t>” related to those Assets, Mobile and SIM Card (if some “</w:t>
+      </w:r>
+      <w:r>
+        <w:t>Accessories / Items Included</w:t>
+      </w:r>
+      <w:r>
+        <w:t>” are the same, then show only one)</w:t>
+      </w:r>
+      <w:r>
+        <w:t xml:space="preserve">. </w:t>
+      </w:r>
+    </w:p>
+    <w:p>
+      <w:r>
         <w:t>Please review and update the points and changes above; I will continue testing the project.</w:t>
       </w:r>
     </w:p>
@@ -9785,6 +9704,46 @@
     <w:p>
       <w:r>
         <w:t>Points I have found and changes I want to make:</w:t>
+      </w:r>
+    </w:p>
+    <w:p>
+      <w:r>
+        <w:t>1) In System Admin -&gt; Accessories Master, when I try to add the same accessory, e.g. Laptop Charger</w:t>
+      </w:r>
+      <w:r>
+        <w:t>,</w:t>
+      </w:r>
+      <w:r>
+        <w:t xml:space="preserve"> for Asset Type -&gt; Laptop. It </w:t>
+      </w:r>
+      <w:r>
+        <w:t>adds without any error because I already have Laptop Charger stored in Accessories Master and the SQL Database, yet it adds it again instead of showing a duplicate-entry error or a message that the Asset Type Accessory already exists. Look into this issue</w:t>
+      </w:r>
+      <w:r>
+        <w:t>,</w:t>
+      </w:r>
+      <w:r>
+        <w:t xml:space="preserve"> </w:t>
+      </w:r>
+      <w:r>
+        <w:t>and</w:t>
+      </w:r>
+      <w:r>
+        <w:t xml:space="preserve"> </w:t>
+      </w:r>
+      <w:r>
+        <w:t>this</w:t>
+      </w:r>
+      <w:r>
+        <w:t xml:space="preserve"> also happens in Consumable Master. Look into it to resolve.</w:t>
+      </w:r>
+    </w:p>
+    <w:p>
+      <w:r>
+        <w:t>2</w:t>
+      </w:r>
+      <w:r>
+        <w:t>) In Consumable, I also found that I can’t save a consumable item after editing.</w:t>
       </w:r>
     </w:p>
     <w:p/>
@@ -10779,7 +10738,6 @@
   <w:style w:type="character" w:default="1" w:styleId="DefaultParagraphFont">
     <w:name w:val="Default Paragraph Font"/>
     <w:uiPriority w:val="1"/>
-    <w:semiHidden/>
     <w:unhideWhenUsed/>
   </w:style>
   <w:style w:type="table" w:default="1" w:styleId="TableNormal">

--- a/v4-0_AMS-Test.docx
+++ b/v4-0_AMS-Test.docx
@@ -8656,7 +8656,7 @@
         <w:rPr>
           <w:noProof/>
         </w:rPr>
-        <w:t>06-09-2026</w:t>
+        <w:t>08-09-2026</w:t>
       </w:r>
       <w:r>
         <w:fldChar w:fldCharType="end"/>
@@ -8677,7 +8677,7 @@
         <w:rPr>
           <w:noProof/>
         </w:rPr>
-        <w:t>7:46 PM</w:t>
+        <w:t>9:54 AM</w:t>
       </w:r>
       <w:r>
         <w:fldChar w:fldCharType="end"/>
@@ -9522,19 +9522,10 @@
     </w:p>
     <w:p>
       <w:r>
-        <w:t xml:space="preserve">2) Change </w:t>
-      </w:r>
-      <w:r>
-        <w:t>Asset Edit</w:t>
-      </w:r>
-      <w:r>
-        <w:t xml:space="preserve"> from </w:t>
-      </w:r>
-      <w:r>
-        <w:t>Mobiles -&gt; Actions</w:t>
-      </w:r>
-      <w:r>
-        <w:t xml:space="preserve"> to Edit Mobile Issue</w:t>
+        <w:t>2) Change Asset Edit</w:t>
+      </w:r>
+      <w:r>
+        <w:t xml:space="preserve"> from Mobiles -&gt; Actions to Edit Mobile Issue</w:t>
       </w:r>
     </w:p>
     <w:p>
@@ -9554,13 +9545,7 @@
         <w:t>Card assignment in Mobiles -&gt; Actions -&gt; Assign &amp; Asset Edit</w:t>
       </w:r>
       <w:r>
-        <w:t>/</w:t>
-      </w:r>
-      <w:r>
-        <w:t>Edit Mobile Issue</w:t>
-      </w:r>
-      <w:r>
-        <w:t>.</w:t>
+        <w:t>/Edit Mobile Issue.</w:t>
       </w:r>
     </w:p>
     <w:p>
@@ -9732,10 +9717,7 @@
         <w:t xml:space="preserve"> </w:t>
       </w:r>
       <w:r>
-        <w:t>this</w:t>
-      </w:r>
-      <w:r>
-        <w:t xml:space="preserve"> also happens in Consumable Master. Look into it to resolve.</w:t>
+        <w:t>this also happens in Consumable Master. Look into it to resolve.</w:t>
       </w:r>
     </w:p>
     <w:p>
@@ -9764,10 +9746,151 @@
     </w:p>
     <w:p>
       <w:r>
-        <w:t>Points I have found and changes I want to make:</w:t>
-      </w:r>
-    </w:p>
-    <w:p/>
+        <w:t>Points I have found and changes</w:t>
+      </w:r>
+      <w:r>
+        <w:t>/updated</w:t>
+      </w:r>
+      <w:r>
+        <w:t xml:space="preserve"> I want to make:</w:t>
+      </w:r>
+    </w:p>
+    <w:p>
+      <w:r>
+        <w:t>1) I want to apply Accessory Master functions of Asset Type</w:t>
+      </w:r>
+      <w:r>
+        <w:t>;</w:t>
+      </w:r>
+      <w:r>
+        <w:t xml:space="preserve"> when </w:t>
+      </w:r>
+      <w:r>
+        <w:t>assigning</w:t>
+      </w:r>
+      <w:r>
+        <w:t xml:space="preserve"> an Asset</w:t>
+      </w:r>
+      <w:r>
+        <w:t>, the</w:t>
+      </w:r>
+      <w:r>
+        <w:t xml:space="preserve"> user can see only those </w:t>
+      </w:r>
+      <w:r>
+        <w:t>Accessories for</w:t>
+      </w:r>
+      <w:r>
+        <w:t xml:space="preserve"> which </w:t>
+      </w:r>
+      <w:r>
+        <w:t xml:space="preserve">the </w:t>
+      </w:r>
+      <w:r>
+        <w:t xml:space="preserve">Asset Type he selected. e.g. if </w:t>
+      </w:r>
+      <w:r>
+        <w:t xml:space="preserve">the </w:t>
+      </w:r>
+      <w:r>
+        <w:t xml:space="preserve">user </w:t>
+      </w:r>
+      <w:r>
+        <w:t>selects</w:t>
+      </w:r>
+      <w:r>
+        <w:t xml:space="preserve"> Laptop</w:t>
+      </w:r>
+      <w:r>
+        <w:t>, then</w:t>
+      </w:r>
+      <w:r>
+        <w:t xml:space="preserve"> he only </w:t>
+      </w:r>
+      <w:r>
+        <w:t>sees</w:t>
+      </w:r>
+      <w:r>
+        <w:t xml:space="preserve"> Laptop Charger, Laptop Bag, etc. only</w:t>
+      </w:r>
+      <w:r>
+        <w:t xml:space="preserve">. I want to use this functionality on Asset Make Master. So, </w:t>
+      </w:r>
+      <w:r>
+        <w:t xml:space="preserve">the </w:t>
+      </w:r>
+      <w:r>
+        <w:t xml:space="preserve">user can only see </w:t>
+      </w:r>
+      <w:r>
+        <w:t xml:space="preserve">Asset Make </w:t>
+      </w:r>
+      <w:r>
+        <w:t>for</w:t>
+      </w:r>
+      <w:r>
+        <w:t xml:space="preserve"> that particular Asset Type.</w:t>
+      </w:r>
+    </w:p>
+    <w:p>
+      <w:r>
+        <w:t>2) A</w:t>
+      </w:r>
+      <w:r>
+        <w:t>nd a</w:t>
+      </w:r>
+      <w:r>
+        <w:t>gain</w:t>
+      </w:r>
+      <w:r>
+        <w:t>,</w:t>
+      </w:r>
+      <w:r>
+        <w:t xml:space="preserve"> please check all </w:t>
+      </w:r>
+      <w:r>
+        <w:t>options for</w:t>
+      </w:r>
+      <w:r>
+        <w:t xml:space="preserve"> Save, Edit, Update, and other similar button </w:t>
+      </w:r>
+      <w:r>
+        <w:t>settings</w:t>
+      </w:r>
+      <w:r>
+        <w:t>;</w:t>
+      </w:r>
+      <w:r>
+        <w:t xml:space="preserve"> the reason is that I </w:t>
+      </w:r>
+      <w:r>
+        <w:t xml:space="preserve">am </w:t>
+      </w:r>
+      <w:r>
+        <w:t xml:space="preserve">still facing </w:t>
+      </w:r>
+      <w:r>
+        <w:t xml:space="preserve">an </w:t>
+      </w:r>
+      <w:r>
+        <w:t>issue regarding edit/updating current data, like Asset, Consumable</w:t>
+      </w:r>
+      <w:r>
+        <w:t xml:space="preserve">. It won’t get </w:t>
+      </w:r>
+      <w:r>
+        <w:t>updated</w:t>
+      </w:r>
+      <w:r>
+        <w:t xml:space="preserve"> or change even after selecting </w:t>
+      </w:r>
+      <w:r>
+        <w:t xml:space="preserve">the </w:t>
+      </w:r>
+      <w:r>
+        <w:t>Save/Update button.</w:t>
+      </w:r>
+    </w:p>
     <w:p>
       <w:r>
         <w:t>Please review and update the points and changes above; I will continue testing the project.</w:t>
@@ -9785,10 +9908,188 @@
     </w:p>
     <w:p>
       <w:r>
-        <w:t>Points I have found and changes I want to make:</w:t>
-      </w:r>
-    </w:p>
-    <w:p/>
+        <w:t>Points I have found and changes/updated I want to make:</w:t>
+      </w:r>
+    </w:p>
+    <w:p>
+      <w:r>
+        <w:t>It looks like I did not explain properly</w:t>
+      </w:r>
+      <w:r>
+        <w:t xml:space="preserve"> because I can’t see the changes. Let me explain what I want again. In Assets Master when I/User use Actions -&gt; Assig</w:t>
+      </w:r>
+      <w:r>
+        <w:t>n option</w:t>
+      </w:r>
+      <w:r>
+        <w:t xml:space="preserve"> e.g. L</w:t>
+      </w:r>
+      <w:r>
+        <w:t>T02SLHR which is an Laptop Asset, it shows Laptop’s “</w:t>
+      </w:r>
+      <w:r>
+        <w:t>Common / Supportive Accessories (optional)</w:t>
+      </w:r>
+      <w:r>
+        <w:t xml:space="preserve">” as Laptop Charger, Bag, Stand, Wireless Mouse and others which is related to Laptop, and if I/User use </w:t>
+      </w:r>
+      <w:r>
+        <w:t xml:space="preserve">PC03SLEN which is Desktop Asset, it shows Desktop’s </w:t>
+      </w:r>
+      <w:r>
+        <w:t>“</w:t>
+      </w:r>
+      <w:r>
+        <w:t>Common / Supportive Accessories (optional)</w:t>
+      </w:r>
+      <w:r>
+        <w:t>”</w:t>
+      </w:r>
+      <w:r>
+        <w:t xml:space="preserve"> as VGA Display Cable, HDMI Cable, Power Cable (Monitor) and others</w:t>
+      </w:r>
+      <w:r>
+        <w:t xml:space="preserve">. In short, when I/User use any </w:t>
+      </w:r>
+      <w:r>
+        <w:t>asset</w:t>
+      </w:r>
+      <w:r>
+        <w:t xml:space="preserve"> to assign it take </w:t>
+      </w:r>
+      <w:r>
+        <w:t>“</w:t>
+      </w:r>
+      <w:r>
+        <w:t>Common / Supportive Accessories (optional)</w:t>
+      </w:r>
+      <w:r>
+        <w:t>”</w:t>
+      </w:r>
+      <w:r>
+        <w:t xml:space="preserve"> from </w:t>
+      </w:r>
+      <w:r>
+        <w:t>Accessory Master</w:t>
+      </w:r>
+      <w:r>
+        <w:t xml:space="preserve">, because in </w:t>
+      </w:r>
+      <w:r>
+        <w:t>Accessory Master</w:t>
+      </w:r>
+      <w:r>
+        <w:t xml:space="preserve"> all the </w:t>
+      </w:r>
+      <w:r>
+        <w:t>accessories</w:t>
+      </w:r>
+      <w:r>
+        <w:t xml:space="preserve"> were added along with which Asset Type </w:t>
+      </w:r>
+      <w:r>
+        <w:t>they</w:t>
+      </w:r>
+      <w:r>
+        <w:t xml:space="preserve"> belong to. I want to add Asset Type in </w:t>
+      </w:r>
+      <w:r>
+        <w:t>System Admin -&gt; Asset Make Master to select only those Asset Make in which Asset Type it belong to.</w:t>
+      </w:r>
+      <w:r>
+        <w:t xml:space="preserve"> Example: If I </w:t>
+      </w:r>
+      <w:r>
+        <w:t>use Assets -&gt; Add Asset -&gt; Asset Type -&gt; Desktop/Laptop</w:t>
+      </w:r>
+      <w:r>
+        <w:t>, then</w:t>
+      </w:r>
+      <w:r>
+        <w:t xml:space="preserve"> it should only </w:t>
+      </w:r>
+      <w:r>
+        <w:t>show</w:t>
+      </w:r>
+      <w:r>
+        <w:t xml:space="preserve"> Asset Make </w:t>
+      </w:r>
+      <w:r>
+        <w:t>belonging</w:t>
+      </w:r>
+      <w:r>
+        <w:t xml:space="preserve"> to </w:t>
+      </w:r>
+      <w:r>
+        <w:t xml:space="preserve">the </w:t>
+      </w:r>
+      <w:r>
+        <w:t>Desktop Asset Type, like Dell, ASUS, HP, etc.</w:t>
+      </w:r>
+      <w:r>
+        <w:t xml:space="preserve"> and should not show Asset Make which is not belong to those Asset </w:t>
+      </w:r>
+      <w:r>
+        <w:t>Types</w:t>
+      </w:r>
+      <w:r>
+        <w:t xml:space="preserve">. </w:t>
+      </w:r>
+      <w:r>
+        <w:t>The same</w:t>
+      </w:r>
+      <w:r>
+        <w:t xml:space="preserve"> goes </w:t>
+      </w:r>
+      <w:r>
+        <w:t>for</w:t>
+      </w:r>
+      <w:r>
+        <w:t xml:space="preserve"> Mobiles</w:t>
+      </w:r>
+      <w:r>
+        <w:t>:</w:t>
+      </w:r>
+      <w:r>
+        <w:t xml:space="preserve"> if I use Mobiles -&gt; Add Mobile -&gt; </w:t>
+      </w:r>
+      <w:r>
+        <w:lastRenderedPageBreak/>
+        <w:t>Asset Type -&gt; Smartphone/Basic Keypad Phone</w:t>
+      </w:r>
+      <w:r>
+        <w:t>, then</w:t>
+      </w:r>
+      <w:r>
+        <w:t xml:space="preserve"> it should only </w:t>
+      </w:r>
+      <w:r>
+        <w:t>show</w:t>
+      </w:r>
+      <w:r>
+        <w:t xml:space="preserve"> Asset Make belong to Smartphone/Basic Keypad Phone, like Motorola, Nokia, HMD, </w:t>
+      </w:r>
+      <w:r>
+        <w:t>Samsung, etc.</w:t>
+      </w:r>
+    </w:p>
+    <w:p>
+      <w:r>
+        <w:t>Are you getting what I want to say with this explanation and examples</w:t>
+      </w:r>
+      <w:r>
+        <w:t xml:space="preserve">? If you need to update the SQL Database then please go ahead and make changes in </w:t>
+      </w:r>
+      <w:r>
+        <w:t xml:space="preserve">the </w:t>
+      </w:r>
+      <w:r>
+        <w:t>SQL Script to add/update the tables</w:t>
+      </w:r>
+      <w:r>
+        <w:t>.</w:t>
+      </w:r>
+    </w:p>
     <w:p>
       <w:r>
         <w:t>Please review and update the points and changes above; I will continue testing the project.</w:t>
@@ -9806,7 +10107,273 @@
     </w:p>
     <w:p>
       <w:r>
-        <w:t>Points I have found and changes I want to make:</w:t>
+        <w:t>Points I have found and changes/updated I want to make:</w:t>
+      </w:r>
+    </w:p>
+    <w:p>
+      <w:r>
+        <w:t xml:space="preserve">Is it possible to show Asset Type in </w:t>
+      </w:r>
+      <w:r>
+        <w:t xml:space="preserve">the </w:t>
+      </w:r>
+      <w:r>
+        <w:t>respective master</w:t>
+      </w:r>
+      <w:r>
+        <w:t>?</w:t>
+      </w:r>
+      <w:r>
+        <w:t xml:space="preserve"> Like, if I open Assets</w:t>
+      </w:r>
+      <w:r>
+        <w:t xml:space="preserve"> Master, then</w:t>
+      </w:r>
+      <w:r>
+        <w:t xml:space="preserve"> only Asset Type related to</w:t>
+      </w:r>
+      <w:r>
+        <w:t xml:space="preserve"> </w:t>
+      </w:r>
+      <w:r>
+        <w:t>Category</w:t>
+      </w:r>
+      <w:r>
+        <w:t xml:space="preserve"> </w:t>
+      </w:r>
+      <w:r>
+        <w:t>-&gt;</w:t>
+      </w:r>
+      <w:r>
+        <w:t xml:space="preserve"> </w:t>
+      </w:r>
+      <w:r>
+        <w:t>IT Materials/IT Hardware</w:t>
+      </w:r>
+      <w:r>
+        <w:t xml:space="preserve"> (e.g. Desktop, Laptop, Printer, and others)</w:t>
+      </w:r>
+      <w:r>
+        <w:t xml:space="preserve"> </w:t>
+      </w:r>
+      <w:r>
+        <w:t xml:space="preserve">will show, and if I open Mobile Master, then only Asset Type related to </w:t>
+      </w:r>
+      <w:r>
+        <w:t xml:space="preserve">Category </w:t>
+      </w:r>
+      <w:r>
+        <w:t>-&gt; Communication (e.g Smartphone, Basic Keypad Phone, and others) will show. For this, if you need to modify the page/form along with SQL Tables, then go ahead and do it.</w:t>
+      </w:r>
+    </w:p>
+    <w:p>
+      <w:r>
+        <w:t xml:space="preserve">And make sure to keep updates of all the changes </w:t>
+      </w:r>
+      <w:r>
+        <w:t>somewhere</w:t>
+      </w:r>
+      <w:r>
+        <w:t xml:space="preserve">, like </w:t>
+      </w:r>
+      <w:r>
+        <w:t xml:space="preserve">an </w:t>
+      </w:r>
+      <w:r>
+        <w:t>MD file.</w:t>
+      </w:r>
+    </w:p>
+    <w:p>
+      <w:r>
+        <w:t>Please review and update the points and changes above; I will continue testing the project.</w:t>
+      </w:r>
+    </w:p>
+    <w:p>
+      <w:r>
+        <w:t>=========================================</w:t>
+      </w:r>
+    </w:p>
+    <w:p>
+      <w:r>
+        <w:t>=========================================</w:t>
+      </w:r>
+    </w:p>
+    <w:p>
+      <w:r>
+        <w:t>Points I have found and changes/updated I want to make:</w:t>
+      </w:r>
+    </w:p>
+    <w:p>
+      <w:r>
+        <w:t>1) There are Plus (+) button in Add Asset and Add Mobile</w:t>
+      </w:r>
+    </w:p>
+    <w:p>
+      <w:r>
+        <w:t>Please review and update the points and changes above; I will continue testing the project.</w:t>
+      </w:r>
+    </w:p>
+    <w:p>
+      <w:r>
+        <w:t>=========================================</w:t>
+      </w:r>
+    </w:p>
+    <w:p>
+      <w:r>
+        <w:t>=========================================</w:t>
+      </w:r>
+    </w:p>
+    <w:p>
+      <w:r>
+        <w:t>Points I have found and changes/updated I want to make:</w:t>
+      </w:r>
+    </w:p>
+    <w:p/>
+    <w:p>
+      <w:r>
+        <w:t>Please review and update the points and changes above; I will continue testing the project.</w:t>
+      </w:r>
+    </w:p>
+    <w:p>
+      <w:r>
+        <w:t>=========================================</w:t>
+      </w:r>
+    </w:p>
+    <w:p>
+      <w:r>
+        <w:t>=========================================</w:t>
+      </w:r>
+    </w:p>
+    <w:p>
+      <w:r>
+        <w:t>Points I have found and changes/updated I want to make:</w:t>
+      </w:r>
+    </w:p>
+    <w:p/>
+    <w:p>
+      <w:r>
+        <w:t>Please review and update the points and changes above; I will continue testing the project.</w:t>
+      </w:r>
+    </w:p>
+    <w:p>
+      <w:r>
+        <w:t>=========================================</w:t>
+      </w:r>
+    </w:p>
+    <w:p>
+      <w:r>
+        <w:t>=========================================</w:t>
+      </w:r>
+    </w:p>
+    <w:p>
+      <w:r>
+        <w:t>Points I have found and changes/updated I want to make:</w:t>
+      </w:r>
+    </w:p>
+    <w:p/>
+    <w:p>
+      <w:r>
+        <w:t>Please review and update the points and changes above; I will continue testing the project.</w:t>
+      </w:r>
+    </w:p>
+    <w:p>
+      <w:r>
+        <w:t>=========================================</w:t>
+      </w:r>
+    </w:p>
+    <w:p>
+      <w:r>
+        <w:t>=========================================</w:t>
+      </w:r>
+    </w:p>
+    <w:p>
+      <w:r>
+        <w:t>Points I have found and changes/updated I want to make:</w:t>
+      </w:r>
+    </w:p>
+    <w:p/>
+    <w:p>
+      <w:r>
+        <w:t>Please review and update the points and changes above; I will continue testing the project.</w:t>
+      </w:r>
+    </w:p>
+    <w:p>
+      <w:r>
+        <w:t>=========================================</w:t>
+      </w:r>
+    </w:p>
+    <w:p>
+      <w:r>
+        <w:t>=========================================</w:t>
+      </w:r>
+    </w:p>
+    <w:p>
+      <w:r>
+        <w:t>Points I have found and changes/updated I want to make:</w:t>
+      </w:r>
+    </w:p>
+    <w:p/>
+    <w:p>
+      <w:r>
+        <w:t>Please review and update the points and changes above; I will continue testing the project.</w:t>
+      </w:r>
+    </w:p>
+    <w:p>
+      <w:r>
+        <w:t>=========================================</w:t>
+      </w:r>
+    </w:p>
+    <w:p>
+      <w:r>
+        <w:t>=========================================</w:t>
+      </w:r>
+    </w:p>
+    <w:p>
+      <w:r>
+        <w:t>Points I have found and changes/updated I want to make:</w:t>
+      </w:r>
+    </w:p>
+    <w:p/>
+    <w:p>
+      <w:r>
+        <w:t>Please review and update the points and changes above; I will continue testing the project.</w:t>
+      </w:r>
+    </w:p>
+    <w:p>
+      <w:r>
+        <w:t>=========================================</w:t>
+      </w:r>
+    </w:p>
+    <w:p>
+      <w:r>
+        <w:t>=========================================</w:t>
+      </w:r>
+    </w:p>
+    <w:p>
+      <w:r>
+        <w:t>Points I have found and changes/updated I want to make:</w:t>
+      </w:r>
+    </w:p>
+    <w:p/>
+    <w:p>
+      <w:r>
+        <w:lastRenderedPageBreak/>
+        <w:t>Please review and update the points and changes above; I will continue testing the project.</w:t>
+      </w:r>
+    </w:p>
+    <w:p>
+      <w:r>
+        <w:t>=========================================</w:t>
+      </w:r>
+    </w:p>
+    <w:p>
+      <w:r>
+        <w:t>=========================================</w:t>
+      </w:r>
+    </w:p>
+    <w:p>
+      <w:r>
+        <w:t>Points I have found and changes/updated I want to make:</w:t>
       </w:r>
     </w:p>
     <w:p/>

--- a/v4-0_AMS-Test.docx
+++ b/v4-0_AMS-Test.docx
@@ -178,9 +178,11 @@
       <w:r>
         <w:t xml:space="preserve">location </w:t>
       </w:r>
+      <w:proofErr w:type="gramStart"/>
       <w:r>
         <w:t>later on</w:t>
       </w:r>
+      <w:proofErr w:type="gramEnd"/>
       <w:r>
         <w:t xml:space="preserve">) folder for </w:t>
       </w:r>
@@ -436,9 +438,11 @@
       <w:r>
         <w:t xml:space="preserve"> [</w:t>
       </w:r>
+      <w:proofErr w:type="gramStart"/>
       <w:r>
         <w:t>auto-generated</w:t>
       </w:r>
+      <w:proofErr w:type="gramEnd"/>
       <w:r>
         <w:t>]</w:t>
       </w:r>
@@ -630,8 +634,13 @@
         <w:t>this current project. What I need to do?</w:t>
       </w:r>
       <w:r>
-        <w:t xml:space="preserve"> I have it’s</w:t>
-      </w:r>
+        <w:t xml:space="preserve"> I have </w:t>
+      </w:r>
+      <w:proofErr w:type="spellStart"/>
+      <w:r>
+        <w:t>it’s</w:t>
+      </w:r>
+      <w:proofErr w:type="spellEnd"/>
       <w:r>
         <w:t xml:space="preserve"> </w:t>
       </w:r>
@@ -663,7 +672,15 @@
         <w:t xml:space="preserve"> also add Signature and Date to all. Also, in the future, make sure to add Asset Details in the Form</w:t>
       </w:r>
       <w:r>
-        <w:t xml:space="preserve">, and the reason for giving the Asset to the user, like New joining or replacing </w:t>
+        <w:t xml:space="preserve">, and the reason for giving the Asset to the user, like </w:t>
+      </w:r>
+      <w:proofErr w:type="gramStart"/>
+      <w:r>
+        <w:t>New</w:t>
+      </w:r>
+      <w:proofErr w:type="gramEnd"/>
+      <w:r>
+        <w:t xml:space="preserve"> joining or replacing </w:t>
       </w:r>
       <w:r>
         <w:t>a damaged</w:t>
@@ -672,7 +689,15 @@
         <w:t xml:space="preserve"> Asset</w:t>
       </w:r>
       <w:r>
-        <w:t>, along with other accessories of the Assets, e.g. if it is a Laptop, then Laptop Charger, Laptop Bag, Wireless Mouse, Laptop Stand. If it is Smartphone than Charge</w:t>
+        <w:t xml:space="preserve">, along with other accessories of the Assets, e.g. if it is a </w:t>
+      </w:r>
+      <w:proofErr w:type="gramStart"/>
+      <w:r>
+        <w:t>Laptop</w:t>
+      </w:r>
+      <w:proofErr w:type="gramEnd"/>
+      <w:r>
+        <w:t>, then Laptop Charger, Laptop Bag, Wireless Mouse, Laptop Stand. If it is Smartphone than Charge</w:t>
       </w:r>
       <w:r>
         <w:t>r, Mobile Cover, etc.</w:t>
@@ -927,10 +952,18 @@
         <w:t>Designation</w:t>
       </w:r>
       <w:r>
-        <w:t xml:space="preserve"> and other which are may </w:t>
-      </w:r>
-      <w:r>
-        <w:t xml:space="preserve">be </w:t>
+        <w:t xml:space="preserve"> and other which </w:t>
+      </w:r>
+      <w:proofErr w:type="gramStart"/>
+      <w:r>
+        <w:t xml:space="preserve">are may </w:t>
+      </w:r>
+      <w:r>
+        <w:t>be</w:t>
+      </w:r>
+      <w:proofErr w:type="gramEnd"/>
+      <w:r>
+        <w:t xml:space="preserve"> </w:t>
       </w:r>
       <w:r>
         <w:t xml:space="preserve">required in this project. So, I can also think </w:t>
@@ -1123,7 +1156,15 @@
         <w:t>. Please</w:t>
       </w:r>
       <w:r>
-        <w:t xml:space="preserve"> go ahead and connect it. So we can </w:t>
+        <w:t xml:space="preserve"> go ahead and connect it. </w:t>
+      </w:r>
+      <w:proofErr w:type="gramStart"/>
+      <w:r>
+        <w:t>So</w:t>
+      </w:r>
+      <w:proofErr w:type="gramEnd"/>
+      <w:r>
+        <w:t xml:space="preserve"> we can </w:t>
       </w:r>
       <w:r>
         <w:t>proceed</w:t>
@@ -1167,7 +1208,15 @@
         <w:t xml:space="preserve"> ID like </w:t>
       </w:r>
       <w:r>
-        <w:t>AMS-LT-&lt;ddmmyy-hhmmss&gt;-000007</w:t>
+        <w:t>AMS-LT-&lt;</w:t>
+      </w:r>
+      <w:proofErr w:type="spellStart"/>
+      <w:r>
+        <w:t>ddmmyy-hhmmss</w:t>
+      </w:r>
+      <w:proofErr w:type="spellEnd"/>
+      <w:r>
+        <w:t>&gt;-000007</w:t>
       </w:r>
       <w:r>
         <w:t>)</w:t>
@@ -1390,11 +1439,16 @@
         <w:t xml:space="preserve">, if </w:t>
       </w:r>
       <w:r>
-        <w:t xml:space="preserve">Current Site = &lt;Other than Purchase Site&gt; </w:t>
+        <w:t>Current Site = &lt;Other than Purchase Site</w:t>
+      </w:r>
+      <w:proofErr w:type="gramStart"/>
+      <w:r>
+        <w:t xml:space="preserve">&gt; </w:t>
       </w:r>
       <w:r>
         <w:t>)</w:t>
       </w:r>
+      <w:proofErr w:type="gramEnd"/>
     </w:p>
     <w:p>
       <w:pPr>
@@ -1588,7 +1642,15 @@
         <w:t xml:space="preserve">, </w:t>
       </w:r>
       <w:r>
-        <w:t>and actions (View/Edit/Assign/Retire/etc, similar to Employee Master's action set)?</w:t>
+        <w:t xml:space="preserve">and actions (View/Edit/Assign/Retire/etc, </w:t>
+      </w:r>
+      <w:proofErr w:type="gramStart"/>
+      <w:r>
+        <w:t>similar to</w:t>
+      </w:r>
+      <w:proofErr w:type="gramEnd"/>
+      <w:r>
+        <w:t xml:space="preserve"> Employee Master's action set)?</w:t>
       </w:r>
     </w:p>
     <w:p/>
@@ -1617,11 +1679,16 @@
       <w:r>
         <w:t xml:space="preserve"> including transfer, </w:t>
       </w:r>
+      <w:proofErr w:type="gramStart"/>
       <w:r>
         <w:t xml:space="preserve">and </w:t>
       </w:r>
       <w:r>
-        <w:t>also allow the user to edit status</w:t>
+        <w:t>also</w:t>
+      </w:r>
+      <w:proofErr w:type="gramEnd"/>
+      <w:r>
+        <w:t xml:space="preserve"> allow the user to edit status</w:t>
       </w:r>
       <w:r>
         <w:t xml:space="preserve">. During checking I found, when adding new asset or editing added asset, I saw </w:t>
@@ -1892,7 +1959,15 @@
         <w:t>)</w:t>
       </w:r>
       <w:r>
-        <w:t>, so I can bulk upload new/old records and also download the current records.</w:t>
+        <w:t xml:space="preserve">, so I can bulk upload new/old records </w:t>
+      </w:r>
+      <w:proofErr w:type="gramStart"/>
+      <w:r>
+        <w:t>and also</w:t>
+      </w:r>
+      <w:proofErr w:type="gramEnd"/>
+      <w:r>
+        <w:t xml:space="preserve"> download the current records.</w:t>
       </w:r>
     </w:p>
     <w:p/>
@@ -1901,7 +1976,15 @@
         <w:t xml:space="preserve">Change all </w:t>
       </w:r>
       <w:r>
-        <w:t xml:space="preserve">date formats to “dd-mm-yyyy”. </w:t>
+        <w:t>date formats to “dd-mm-</w:t>
+      </w:r>
+      <w:proofErr w:type="spellStart"/>
+      <w:r>
+        <w:t>yyyy</w:t>
+      </w:r>
+      <w:proofErr w:type="spellEnd"/>
+      <w:r>
+        <w:t xml:space="preserve">”. </w:t>
       </w:r>
       <w:r>
         <w:t xml:space="preserve">Also, when changing status to </w:t>
@@ -2177,7 +2260,15 @@
         <w:t xml:space="preserve"> I just </w:t>
       </w:r>
       <w:r>
-        <w:t>noticed that when replacing an Asset, there is no plus (+) Button for Asset Make, Purchase Site, and Current Site. While the Asset Type is locked because of the Replace option, it doesn’t need a plus (+) Button</w:t>
+        <w:t xml:space="preserve">noticed that when replacing an Asset, there is </w:t>
+      </w:r>
+      <w:proofErr w:type="gramStart"/>
+      <w:r>
+        <w:t>no</w:t>
+      </w:r>
+      <w:proofErr w:type="gramEnd"/>
+      <w:r>
+        <w:t xml:space="preserve"> plus (+) Button for Asset Make, Purchase Site, and Current Site. While the Asset Type is locked because of the Replace option, it doesn’t need a plus (+) Button</w:t>
       </w:r>
       <w:r>
         <w:t xml:space="preserve">. Can you add </w:t>
@@ -2446,7 +2537,21 @@
         <w:rPr>
           <w:lang w:val="en-US"/>
         </w:rPr>
-        <w:t xml:space="preserve">came or was restocked. Also, remember to add </w:t>
+        <w:t xml:space="preserve">came or was </w:t>
+      </w:r>
+      <w:proofErr w:type="gramStart"/>
+      <w:r>
+        <w:rPr>
+          <w:lang w:val="en-US"/>
+        </w:rPr>
+        <w:t>restocked</w:t>
+      </w:r>
+      <w:proofErr w:type="gramEnd"/>
+      <w:r>
+        <w:rPr>
+          <w:lang w:val="en-US"/>
+        </w:rPr>
+        <w:t xml:space="preserve">. Also, remember to add </w:t>
       </w:r>
       <w:r>
         <w:rPr>
@@ -2871,7 +2976,21 @@
         <w:rPr>
           <w:lang w:val="en-US"/>
         </w:rPr>
-        <w:t xml:space="preserve">/IT Accessories similar to </w:t>
+        <w:t xml:space="preserve">/IT Accessories </w:t>
+      </w:r>
+      <w:proofErr w:type="gramStart"/>
+      <w:r>
+        <w:rPr>
+          <w:lang w:val="en-US"/>
+        </w:rPr>
+        <w:t>similar to</w:t>
+      </w:r>
+      <w:proofErr w:type="gramEnd"/>
+      <w:r>
+        <w:rPr>
+          <w:lang w:val="en-US"/>
+        </w:rPr>
+        <w:t xml:space="preserve"> </w:t>
       </w:r>
       <w:r>
         <w:rPr>
@@ -2945,12 +3064,14 @@
         </w:rPr>
         <w:t xml:space="preserve">a </w:t>
       </w:r>
+      <w:proofErr w:type="gramStart"/>
       <w:r>
         <w:rPr>
           <w:lang w:val="en-US"/>
         </w:rPr>
         <w:t>Printer</w:t>
       </w:r>
+      <w:proofErr w:type="gramEnd"/>
       <w:r>
         <w:rPr>
           <w:lang w:val="en-US"/>
@@ -2987,12 +3108,14 @@
         </w:rPr>
         <w:t xml:space="preserve">). So, I want you to suggest a good name for this </w:t>
       </w:r>
+      <w:proofErr w:type="gramStart"/>
       <w:r>
         <w:rPr>
           <w:lang w:val="en-US"/>
         </w:rPr>
         <w:t>master's</w:t>
       </w:r>
+      <w:proofErr w:type="gramEnd"/>
       <w:r>
         <w:rPr>
           <w:lang w:val="en-US"/>
@@ -3091,12 +3214,14 @@
         </w:rPr>
         <w:t xml:space="preserve">your </w:t>
       </w:r>
+      <w:proofErr w:type="gramStart"/>
       <w:r>
         <w:rPr>
           <w:lang w:val="en-US"/>
         </w:rPr>
         <w:t>suggestion, but</w:t>
       </w:r>
+      <w:proofErr w:type="gramEnd"/>
       <w:r>
         <w:rPr>
           <w:lang w:val="en-US"/>
@@ -3107,7 +3232,21 @@
         <w:rPr>
           <w:lang w:val="en-US"/>
         </w:rPr>
-        <w:t>ake sure it will be similar to Consumable Master with Restock and Used/Assign option.</w:t>
+        <w:t xml:space="preserve">ake sure it will be </w:t>
+      </w:r>
+      <w:proofErr w:type="gramStart"/>
+      <w:r>
+        <w:rPr>
+          <w:lang w:val="en-US"/>
+        </w:rPr>
+        <w:t>similar to</w:t>
+      </w:r>
+      <w:proofErr w:type="gramEnd"/>
+      <w:r>
+        <w:rPr>
+          <w:lang w:val="en-US"/>
+        </w:rPr>
+        <w:t xml:space="preserve"> Consumable Master with Restock and Used/Assign option.</w:t>
       </w:r>
     </w:p>
     <w:p>
@@ -3166,8 +3305,13 @@
       <w:r>
         <w:t xml:space="preserve">a </w:t>
       </w:r>
-      <w:r>
-        <w:t>Department dropdown separately with an optional setting. Use similar functionality to the consumable master</w:t>
+      <w:proofErr w:type="gramStart"/>
+      <w:r>
+        <w:t>Department</w:t>
+      </w:r>
+      <w:proofErr w:type="gramEnd"/>
+      <w:r>
+        <w:t xml:space="preserve"> dropdown separately with an optional setting. Use similar functionality to the consumable master</w:t>
       </w:r>
       <w:r>
         <w:t xml:space="preserve"> and remove the current option </w:t>
@@ -3196,7 +3340,21 @@
         <w:rPr>
           <w:lang w:val="en-US"/>
         </w:rPr>
-        <w:t>This looks good. Now, add it to the dashboard. Now, tell me what will be the next point in your opinion.</w:t>
+        <w:t xml:space="preserve">This looks good. Now, add it to the dashboard. Now, tell me what </w:t>
+      </w:r>
+      <w:proofErr w:type="gramStart"/>
+      <w:r>
+        <w:rPr>
+          <w:lang w:val="en-US"/>
+        </w:rPr>
+        <w:t>will be the next point in your opinion</w:t>
+      </w:r>
+      <w:proofErr w:type="gramEnd"/>
+      <w:r>
+        <w:rPr>
+          <w:lang w:val="en-US"/>
+        </w:rPr>
+        <w:t>.</w:t>
       </w:r>
     </w:p>
     <w:p>
@@ -3610,7 +3768,15 @@
         <w:t xml:space="preserve">a </w:t>
       </w:r>
       <w:r>
-        <w:t>search option similar to other Reports.</w:t>
+        <w:t xml:space="preserve">search option </w:t>
+      </w:r>
+      <w:proofErr w:type="gramStart"/>
+      <w:r>
+        <w:t>similar to</w:t>
+      </w:r>
+      <w:proofErr w:type="gramEnd"/>
+      <w:r>
+        <w:t xml:space="preserve"> other Reports.</w:t>
       </w:r>
       <w:r>
         <w:t xml:space="preserve"> Make sure to add all the Pages, Links and Reports for Access Rights</w:t>
@@ -3661,7 +3827,15 @@
         <w:t>,</w:t>
       </w:r>
       <w:r>
-        <w:t xml:space="preserve"> calling it Scrape or Scraped is similar to your Retired.</w:t>
+        <w:t xml:space="preserve"> calling it Scrape or Scraped is </w:t>
+      </w:r>
+      <w:proofErr w:type="gramStart"/>
+      <w:r>
+        <w:t>similar to</w:t>
+      </w:r>
+      <w:proofErr w:type="gramEnd"/>
+      <w:r>
+        <w:t xml:space="preserve"> your Retired.</w:t>
       </w:r>
     </w:p>
     <w:p/>
@@ -3868,6 +4042,7 @@
       <w:r>
         <w:t xml:space="preserve"> project for backup</w:t>
       </w:r>
+      <w:proofErr w:type="gramStart"/>
       <w:r>
         <w:t>)</w:t>
       </w:r>
@@ -3875,7 +4050,11 @@
         <w:t>,</w:t>
       </w:r>
       <w:r>
-        <w:t xml:space="preserve"> and </w:t>
+        <w:t xml:space="preserve"> and</w:t>
+      </w:r>
+      <w:proofErr w:type="gramEnd"/>
+      <w:r>
+        <w:t xml:space="preserve"> </w:t>
       </w:r>
       <w:r>
         <w:t>asked for</w:t>
@@ -3989,7 +4168,15 @@
         <w:t xml:space="preserve"> account for fast completing of my project. So, please </w:t>
       </w:r>
       <w:r>
-        <w:t xml:space="preserve">remember it and also continue </w:t>
+        <w:t xml:space="preserve">remember it </w:t>
+      </w:r>
+      <w:proofErr w:type="gramStart"/>
+      <w:r>
+        <w:t>and also</w:t>
+      </w:r>
+      <w:proofErr w:type="gramEnd"/>
+      <w:r>
+        <w:t xml:space="preserve"> continue </w:t>
       </w:r>
       <w:r>
         <w:t xml:space="preserve">to </w:t>
@@ -4435,7 +4622,15 @@
         <w:t>?</w:t>
       </w:r>
       <w:r>
-        <w:t xml:space="preserve"> Something like In Stock</w:t>
+        <w:t xml:space="preserve"> Something </w:t>
+      </w:r>
+      <w:proofErr w:type="gramStart"/>
+      <w:r>
+        <w:t>like</w:t>
+      </w:r>
+      <w:proofErr w:type="gramEnd"/>
+      <w:r>
+        <w:t xml:space="preserve"> In Stock</w:t>
       </w:r>
       <w:r>
         <w:t>,</w:t>
@@ -4869,9 +5064,11 @@
       <w:r>
         <w:t xml:space="preserve">has </w:t>
       </w:r>
+      <w:proofErr w:type="spellStart"/>
       <w:r>
         <w:t>exited</w:t>
       </w:r>
+      <w:proofErr w:type="spellEnd"/>
       <w:r>
         <w:t>. So, in this way</w:t>
       </w:r>
@@ -5604,7 +5801,15 @@
         <w:t xml:space="preserve"> bulk employee records, make sure to </w:t>
       </w:r>
       <w:r>
-        <w:t>check with existing employee id’s to prevent problems (</w:t>
+        <w:t xml:space="preserve">check with existing employee </w:t>
+      </w:r>
+      <w:proofErr w:type="gramStart"/>
+      <w:r>
+        <w:t>id’s</w:t>
+      </w:r>
+      <w:proofErr w:type="gramEnd"/>
+      <w:r>
+        <w:t xml:space="preserve"> to prevent problems (</w:t>
       </w:r>
       <w:r>
         <w:t>it should be unique)</w:t>
@@ -6049,7 +6254,15 @@
     <w:p/>
     <w:p>
       <w:r>
-        <w:t>Recheck the Reports, including the Asset Issue Form and the Asset Handover Form. The reason I ask you this is already mentioned above, and you have checked and processed it, but I still want you to check again. I don't want to make mistakes so users won't point finger to me.</w:t>
+        <w:t xml:space="preserve">Recheck the Reports, including the Asset Issue Form and the Asset Handover Form. The reason I ask you this is already mentioned above, and you have checked and processed it, but I still want you to check again. I don't want to make </w:t>
+      </w:r>
+      <w:proofErr w:type="gramStart"/>
+      <w:r>
+        <w:t>mistakes</w:t>
+      </w:r>
+      <w:proofErr w:type="gramEnd"/>
+      <w:r>
+        <w:t xml:space="preserve"> so users won't point finger to me.</w:t>
       </w:r>
     </w:p>
     <w:p/>
@@ -6434,7 +6647,15 @@
         <w:t xml:space="preserve"> issue</w:t>
       </w:r>
       <w:r>
-        <w:t xml:space="preserve"> is similar to </w:t>
+        <w:t xml:space="preserve"> is </w:t>
+      </w:r>
+      <w:proofErr w:type="gramStart"/>
+      <w:r>
+        <w:t>similar to</w:t>
+      </w:r>
+      <w:proofErr w:type="gramEnd"/>
+      <w:r>
+        <w:t xml:space="preserve"> </w:t>
       </w:r>
       <w:r>
         <w:t>Employee</w:t>
@@ -6501,8 +6722,13 @@
         <w:t xml:space="preserve">In the Exit Report (Handover Form), swap the Employee Signature &amp; Date with the </w:t>
       </w:r>
       <w:r>
-        <w:t>Authorised By</w:t>
-      </w:r>
+        <w:t xml:space="preserve">Authorised </w:t>
+      </w:r>
+      <w:proofErr w:type="gramStart"/>
+      <w:r>
+        <w:t>By</w:t>
+      </w:r>
+      <w:proofErr w:type="gramEnd"/>
       <w:r>
         <w:t xml:space="preserve"> Signature &amp; Date </w:t>
       </w:r>
@@ -6590,7 +6816,21 @@
         <w:rPr>
           <w:highlight w:val="cyan"/>
         </w:rPr>
-        <w:t>Now, help me to create a SQL Server Database (for testing purposes, with the name AMS-Test), but before that. I want you to help me creating Dummy User (Supreme Root) while you start creating the SQL Server Database. When you create the database, the Dummy User will consider as Important and hidden from others. After completing the project, and every time the project runs (the project goes live), it will first check the Dummy User. If the Dummy User is not found, it will create that dummy user without informing any user, and continue with project. The reason I want this is that if any user deletes the dummy user from the SQL Database by directly opening the database using SQL Server Management Studio or any other software that can help users to check the SQL Database. I want you to make sure to run the user creation form to create the first user (Super Root, not Supreme Root). Using this new user, it will be easy to create new users with roles.</w:t>
+        <w:t xml:space="preserve">Now, help me to create a SQL Server Database (for testing purposes, with the name AMS-Test), but before that. I want you to help me creating Dummy User (Supreme Root) while you start creating the SQL Server Database. When you create the database, the Dummy User will consider as Important and hidden from others. After completing the project, and every time the project runs (the project goes live), it will first check the Dummy User. If the Dummy User is not found, it will create that dummy user without informing any </w:t>
+      </w:r>
+      <w:proofErr w:type="gramStart"/>
+      <w:r>
+        <w:rPr>
+          <w:highlight w:val="cyan"/>
+        </w:rPr>
+        <w:t>user, and</w:t>
+      </w:r>
+      <w:proofErr w:type="gramEnd"/>
+      <w:r>
+        <w:rPr>
+          <w:highlight w:val="cyan"/>
+        </w:rPr>
+        <w:t xml:space="preserve"> continue with project. The reason I want this is that if any user deletes the dummy user from the SQL Database by directly opening the database using SQL Server Management Studio or any other software that can help users to check the SQL Database. I want you to make sure to run the user creation form to create the first user (Super Root, not Supreme Root). Using this new user, it will be easy to create new users with roles.</w:t>
       </w:r>
     </w:p>
     <w:p>
@@ -6740,9 +6980,11 @@
         <w:lastRenderedPageBreak/>
         <w:t xml:space="preserve">almost </w:t>
       </w:r>
+      <w:proofErr w:type="gramStart"/>
       <w:r>
         <w:t>forgot:</w:t>
       </w:r>
+      <w:proofErr w:type="gramEnd"/>
       <w:r>
         <w:t xml:space="preserve"> create a login page with one Supreme Root user</w:t>
       </w:r>
@@ -6832,9 +7074,11 @@
       <w:r>
         <w:t>3) Create another User with the name “</w:t>
       </w:r>
+      <w:proofErr w:type="spellStart"/>
       <w:r>
         <w:t>testadmin</w:t>
       </w:r>
+      <w:proofErr w:type="spellEnd"/>
       <w:r>
         <w:t xml:space="preserve">” and Password “Admin@#$12345” with Super Root credentials/role </w:t>
       </w:r>
@@ -6870,11 +7114,21 @@
       <w:r>
         <w:t>the “</w:t>
       </w:r>
+      <w:proofErr w:type="spellStart"/>
       <w:r>
         <w:t>ams_collections</w:t>
       </w:r>
-      <w:r>
-        <w:t>” table, not in “ams_users”, which also prevents me from logging in with another user.</w:t>
+      <w:proofErr w:type="spellEnd"/>
+      <w:r>
+        <w:t>” table, not in “</w:t>
+      </w:r>
+      <w:proofErr w:type="spellStart"/>
+      <w:r>
+        <w:t>ams_users</w:t>
+      </w:r>
+      <w:proofErr w:type="spellEnd"/>
+      <w:r>
+        <w:t>”, which also prevents me from logging in with another user.</w:t>
       </w:r>
     </w:p>
     <w:p>
@@ -7347,7 +7601,15 @@
     <w:p/>
     <w:p>
       <w:r>
-        <w:t>Could not locate entry in sysdatabases for database 'AMS-TEST'. No entry found with that name. Make sure that the name is entered correctly.</w:t>
+        <w:t xml:space="preserve">Could not locate entry in </w:t>
+      </w:r>
+      <w:proofErr w:type="spellStart"/>
+      <w:r>
+        <w:t>sysdatabases</w:t>
+      </w:r>
+      <w:proofErr w:type="spellEnd"/>
+      <w:r>
+        <w:t xml:space="preserve"> for database 'AMS-TEST'. No entry found with that name. Make sure that the name is entered correctly.</w:t>
       </w:r>
     </w:p>
     <w:p>
@@ -7357,32 +7619,88 @@
     </w:p>
     <w:p>
       <w:r>
-        <w:t>Incorrect syntax near '200'.  Expecting '(', or SELECT.</w:t>
-      </w:r>
-    </w:p>
-    <w:p>
-      <w:r>
-        <w:t>Incorrect syntax near '50'.  Expecting '(', or SELECT.</w:t>
-      </w:r>
-    </w:p>
-    <w:p>
-      <w:r>
-        <w:t>Incorrect syntax near '200'.  Expecting '(', or SELECT.</w:t>
-      </w:r>
-    </w:p>
-    <w:p>
-      <w:r>
-        <w:t>Incorrect syntax near 'MAX'.  Expecting '(', or SELECT.</w:t>
-      </w:r>
-    </w:p>
-    <w:p>
-      <w:r>
-        <w:t>Incorrect syntax near ')'.  Expecting '(', or SELECT.</w:t>
-      </w:r>
-    </w:p>
-    <w:p>
-      <w:r>
-        <w:t>Incorrect syntax near 'record_key'.  Expecting '(', or SELECT.</w:t>
+        <w:t>Incorrect syntax near '200'.  Expecting '(</w:t>
+      </w:r>
+      <w:proofErr w:type="gramStart"/>
+      <w:r>
+        <w:t>', or</w:t>
+      </w:r>
+      <w:proofErr w:type="gramEnd"/>
+      <w:r>
+        <w:t xml:space="preserve"> SELECT.</w:t>
+      </w:r>
+    </w:p>
+    <w:p>
+      <w:r>
+        <w:t>Incorrect syntax near '50'.  Expecting '(</w:t>
+      </w:r>
+      <w:proofErr w:type="gramStart"/>
+      <w:r>
+        <w:t>', or</w:t>
+      </w:r>
+      <w:proofErr w:type="gramEnd"/>
+      <w:r>
+        <w:t xml:space="preserve"> SELECT.</w:t>
+      </w:r>
+    </w:p>
+    <w:p>
+      <w:r>
+        <w:t>Incorrect syntax near '200'.  Expecting '(</w:t>
+      </w:r>
+      <w:proofErr w:type="gramStart"/>
+      <w:r>
+        <w:t>', or</w:t>
+      </w:r>
+      <w:proofErr w:type="gramEnd"/>
+      <w:r>
+        <w:t xml:space="preserve"> SELECT.</w:t>
+      </w:r>
+    </w:p>
+    <w:p>
+      <w:r>
+        <w:t>Incorrect syntax near 'MAX'.  Expecting '(</w:t>
+      </w:r>
+      <w:proofErr w:type="gramStart"/>
+      <w:r>
+        <w:t>', or</w:t>
+      </w:r>
+      <w:proofErr w:type="gramEnd"/>
+      <w:r>
+        <w:t xml:space="preserve"> SELECT.</w:t>
+      </w:r>
+    </w:p>
+    <w:p>
+      <w:r>
+        <w:t>Incorrect syntax near ')'.  Expecting '(</w:t>
+      </w:r>
+      <w:proofErr w:type="gramStart"/>
+      <w:r>
+        <w:t>', or</w:t>
+      </w:r>
+      <w:proofErr w:type="gramEnd"/>
+      <w:r>
+        <w:t xml:space="preserve"> SELECT.</w:t>
+      </w:r>
+    </w:p>
+    <w:p>
+      <w:r>
+        <w:t>Incorrect syntax near '</w:t>
+      </w:r>
+      <w:proofErr w:type="spellStart"/>
+      <w:r>
+        <w:t>record_key</w:t>
+      </w:r>
+      <w:proofErr w:type="spellEnd"/>
+      <w:r>
+        <w:t>'.  Expecting '(</w:t>
+      </w:r>
+      <w:proofErr w:type="gramStart"/>
+      <w:r>
+        <w:t>', or</w:t>
+      </w:r>
+      <w:proofErr w:type="gramEnd"/>
+      <w:r>
+        <w:t xml:space="preserve"> SELECT.</w:t>
       </w:r>
     </w:p>
     <w:p>
@@ -7462,37 +7780,149 @@
     <w:p/>
     <w:p>
       <w:r>
-        <w:t>The index or statistics with name 'IX_ams_assets_status' already exists on table or view 'dbo.ams_assets'.</w:t>
-      </w:r>
-    </w:p>
-    <w:p>
-      <w:r>
-        <w:t>The index or statistics with name 'IX_ams_assets_type' already exists on table or view 'dbo.ams_assets'.</w:t>
-      </w:r>
-    </w:p>
-    <w:p>
-      <w:r>
-        <w:t>The index or statistics with name 'IX_ams_assets_site' already exists on table or view 'dbo.ams_assets'.</w:t>
-      </w:r>
-    </w:p>
-    <w:p>
-      <w:r>
-        <w:t>The index or statistics with name 'IX_ams_employees_department' already exists on table or view 'dbo.ams_employees'.</w:t>
-      </w:r>
-    </w:p>
-    <w:p>
-      <w:r>
-        <w:t>The index or statistics with name 'IX_ams_employees_status' already exists on table or view 'dbo.ams_employees'.</w:t>
-      </w:r>
-    </w:p>
-    <w:p>
-      <w:r>
-        <w:t>The index or statistics with name 'IX_ams_consumables_site' already exists on table or view 'dbo.ams_consumables'.</w:t>
-      </w:r>
-    </w:p>
-    <w:p>
-      <w:r>
-        <w:t>The index or statistics with name 'IX_ams_spare_parts_site' already exists on table or view 'dbo.ams_spare_parts'.</w:t>
+        <w:t>The index or statistics with name '</w:t>
+      </w:r>
+      <w:proofErr w:type="spellStart"/>
+      <w:r>
+        <w:t>IX_ams_assets_status</w:t>
+      </w:r>
+      <w:proofErr w:type="spellEnd"/>
+      <w:r>
+        <w:t>' already exists on table or view '</w:t>
+      </w:r>
+      <w:proofErr w:type="spellStart"/>
+      <w:r>
+        <w:t>dbo.ams_assets</w:t>
+      </w:r>
+      <w:proofErr w:type="spellEnd"/>
+      <w:r>
+        <w:t>'.</w:t>
+      </w:r>
+    </w:p>
+    <w:p>
+      <w:r>
+        <w:t>The index or statistics with name '</w:t>
+      </w:r>
+      <w:proofErr w:type="spellStart"/>
+      <w:r>
+        <w:t>IX_ams_assets_type</w:t>
+      </w:r>
+      <w:proofErr w:type="spellEnd"/>
+      <w:r>
+        <w:t>' already exists on table or view '</w:t>
+      </w:r>
+      <w:proofErr w:type="spellStart"/>
+      <w:r>
+        <w:t>dbo.ams_assets</w:t>
+      </w:r>
+      <w:proofErr w:type="spellEnd"/>
+      <w:r>
+        <w:t>'.</w:t>
+      </w:r>
+    </w:p>
+    <w:p>
+      <w:r>
+        <w:t>The index or statistics with name '</w:t>
+      </w:r>
+      <w:proofErr w:type="spellStart"/>
+      <w:r>
+        <w:t>IX_ams_assets_site</w:t>
+      </w:r>
+      <w:proofErr w:type="spellEnd"/>
+      <w:r>
+        <w:t>' already exists on table or view '</w:t>
+      </w:r>
+      <w:proofErr w:type="spellStart"/>
+      <w:r>
+        <w:t>dbo.ams_assets</w:t>
+      </w:r>
+      <w:proofErr w:type="spellEnd"/>
+      <w:r>
+        <w:t>'.</w:t>
+      </w:r>
+    </w:p>
+    <w:p>
+      <w:r>
+        <w:t>The index or statistics with name '</w:t>
+      </w:r>
+      <w:proofErr w:type="spellStart"/>
+      <w:r>
+        <w:t>IX_ams_employees_department</w:t>
+      </w:r>
+      <w:proofErr w:type="spellEnd"/>
+      <w:r>
+        <w:t>' already exists on table or view '</w:t>
+      </w:r>
+      <w:proofErr w:type="spellStart"/>
+      <w:r>
+        <w:t>dbo.ams_employees</w:t>
+      </w:r>
+      <w:proofErr w:type="spellEnd"/>
+      <w:r>
+        <w:t>'.</w:t>
+      </w:r>
+    </w:p>
+    <w:p>
+      <w:r>
+        <w:t>The index or statistics with name '</w:t>
+      </w:r>
+      <w:proofErr w:type="spellStart"/>
+      <w:r>
+        <w:t>IX_ams_employees_status</w:t>
+      </w:r>
+      <w:proofErr w:type="spellEnd"/>
+      <w:r>
+        <w:t>' already exists on table or view '</w:t>
+      </w:r>
+      <w:proofErr w:type="spellStart"/>
+      <w:r>
+        <w:t>dbo.ams_employees</w:t>
+      </w:r>
+      <w:proofErr w:type="spellEnd"/>
+      <w:r>
+        <w:t>'.</w:t>
+      </w:r>
+    </w:p>
+    <w:p>
+      <w:r>
+        <w:t>The index or statistics with name '</w:t>
+      </w:r>
+      <w:proofErr w:type="spellStart"/>
+      <w:r>
+        <w:t>IX_ams_consumables_site</w:t>
+      </w:r>
+      <w:proofErr w:type="spellEnd"/>
+      <w:r>
+        <w:t>' already exists on table or view '</w:t>
+      </w:r>
+      <w:proofErr w:type="spellStart"/>
+      <w:r>
+        <w:t>dbo.ams_consumables</w:t>
+      </w:r>
+      <w:proofErr w:type="spellEnd"/>
+      <w:r>
+        <w:t>'.</w:t>
+      </w:r>
+    </w:p>
+    <w:p>
+      <w:r>
+        <w:t>The index or statistics with name '</w:t>
+      </w:r>
+      <w:proofErr w:type="spellStart"/>
+      <w:r>
+        <w:t>IX_ams_spare_parts_site</w:t>
+      </w:r>
+      <w:proofErr w:type="spellEnd"/>
+      <w:r>
+        <w:t>' already exists on table or view '</w:t>
+      </w:r>
+      <w:proofErr w:type="spellStart"/>
+      <w:r>
+        <w:t>dbo.ams_spare_parts</w:t>
+      </w:r>
+      <w:proofErr w:type="spellEnd"/>
+      <w:r>
+        <w:t>'.</w:t>
       </w:r>
     </w:p>
     <w:p>
@@ -7502,32 +7932,88 @@
     </w:p>
     <w:p>
       <w:r>
-        <w:t>Incorrect syntax near '200'.  Expecting '(', or SELECT.</w:t>
-      </w:r>
-    </w:p>
-    <w:p>
-      <w:r>
-        <w:t>Incorrect syntax near '50'.  Expecting '(', or SELECT.</w:t>
-      </w:r>
-    </w:p>
-    <w:p>
-      <w:r>
-        <w:t>Incorrect syntax near '200'.  Expecting '(', or SELECT.</w:t>
-      </w:r>
-    </w:p>
-    <w:p>
-      <w:r>
-        <w:t>Incorrect syntax near 'MAX'.  Expecting '(', or SELECT.</w:t>
-      </w:r>
-    </w:p>
-    <w:p>
-      <w:r>
-        <w:t>Incorrect syntax near ')'.  Expecting '(', or SELECT.</w:t>
-      </w:r>
-    </w:p>
-    <w:p>
-      <w:r>
-        <w:t>Incorrect syntax near 'record_key'.  Expecting '(', or SELECT.</w:t>
+        <w:t>Incorrect syntax near '200'.  Expecting '(</w:t>
+      </w:r>
+      <w:proofErr w:type="gramStart"/>
+      <w:r>
+        <w:t>', or</w:t>
+      </w:r>
+      <w:proofErr w:type="gramEnd"/>
+      <w:r>
+        <w:t xml:space="preserve"> SELECT.</w:t>
+      </w:r>
+    </w:p>
+    <w:p>
+      <w:r>
+        <w:t>Incorrect syntax near '50'.  Expecting '(</w:t>
+      </w:r>
+      <w:proofErr w:type="gramStart"/>
+      <w:r>
+        <w:t>', or</w:t>
+      </w:r>
+      <w:proofErr w:type="gramEnd"/>
+      <w:r>
+        <w:t xml:space="preserve"> SELECT.</w:t>
+      </w:r>
+    </w:p>
+    <w:p>
+      <w:r>
+        <w:t>Incorrect syntax near '200'.  Expecting '(</w:t>
+      </w:r>
+      <w:proofErr w:type="gramStart"/>
+      <w:r>
+        <w:t>', or</w:t>
+      </w:r>
+      <w:proofErr w:type="gramEnd"/>
+      <w:r>
+        <w:t xml:space="preserve"> SELECT.</w:t>
+      </w:r>
+    </w:p>
+    <w:p>
+      <w:r>
+        <w:t>Incorrect syntax near 'MAX'.  Expecting '(</w:t>
+      </w:r>
+      <w:proofErr w:type="gramStart"/>
+      <w:r>
+        <w:t>', or</w:t>
+      </w:r>
+      <w:proofErr w:type="gramEnd"/>
+      <w:r>
+        <w:t xml:space="preserve"> SELECT.</w:t>
+      </w:r>
+    </w:p>
+    <w:p>
+      <w:r>
+        <w:t>Incorrect syntax near ')'.  Expecting '(</w:t>
+      </w:r>
+      <w:proofErr w:type="gramStart"/>
+      <w:r>
+        <w:t>', or</w:t>
+      </w:r>
+      <w:proofErr w:type="gramEnd"/>
+      <w:r>
+        <w:t xml:space="preserve"> SELECT.</w:t>
+      </w:r>
+    </w:p>
+    <w:p>
+      <w:r>
+        <w:t>Incorrect syntax near '</w:t>
+      </w:r>
+      <w:proofErr w:type="spellStart"/>
+      <w:r>
+        <w:t>record_key</w:t>
+      </w:r>
+      <w:proofErr w:type="spellEnd"/>
+      <w:r>
+        <w:t>'.  Expecting '(</w:t>
+      </w:r>
+      <w:proofErr w:type="gramStart"/>
+      <w:r>
+        <w:t>', or</w:t>
+      </w:r>
+      <w:proofErr w:type="gramEnd"/>
+      <w:r>
+        <w:t xml:space="preserve"> SELECT.</w:t>
       </w:r>
     </w:p>
     <w:p>
@@ -7584,7 +8070,15 @@
         <w:t xml:space="preserve"> I am currently using Visual Studio Code with Windows 11 OS.</w:t>
       </w:r>
       <w:r>
-        <w:t xml:space="preserve"> Because when I user VSCode Live Server extension (which is Go Live), it runs the project but won’t allow me to log in; it gives an error as “</w:t>
+        <w:t xml:space="preserve"> Because when I user </w:t>
+      </w:r>
+      <w:proofErr w:type="spellStart"/>
+      <w:r>
+        <w:t>VSCode</w:t>
+      </w:r>
+      <w:proofErr w:type="spellEnd"/>
+      <w:r>
+        <w:t xml:space="preserve"> Live Server extension (which is Go Live), it runs the project but won’t allow me to log in; it gives an error as “</w:t>
       </w:r>
       <w:r>
         <w:t>API error 405</w:t>
@@ -7618,7 +8112,15 @@
     <w:p/>
     <w:p>
       <w:r>
-        <w:t xml:space="preserve">Is there a way to add employees' details first and then the reporting manager details (let’s take like xyz employee with “00458” as employee </w:t>
+        <w:t xml:space="preserve">Is there a way to add employees' details first and then the reporting manager details (let’s take like </w:t>
+      </w:r>
+      <w:proofErr w:type="spellStart"/>
+      <w:r>
+        <w:t>xyz</w:t>
+      </w:r>
+      <w:proofErr w:type="spellEnd"/>
+      <w:r>
+        <w:t xml:space="preserve"> employee with “00458” as employee </w:t>
       </w:r>
       <w:r>
         <w:t>ID</w:t>
@@ -7627,7 +8129,15 @@
         <w:t xml:space="preserve"> add it first</w:t>
       </w:r>
       <w:r>
-        <w:t xml:space="preserve">, then add it’s reporting manager with ID i.e. abc employee with “00758” as employee ID), because some employees got reporting manager later or you </w:t>
+        <w:t xml:space="preserve">, then add it’s reporting manager with ID i.e. </w:t>
+      </w:r>
+      <w:proofErr w:type="spellStart"/>
+      <w:r>
+        <w:t>abc</w:t>
+      </w:r>
+      <w:proofErr w:type="spellEnd"/>
+      <w:r>
+        <w:t xml:space="preserve"> employee with “00758” as employee ID), because some employees got reporting manager later or you </w:t>
       </w:r>
       <w:r>
         <w:lastRenderedPageBreak/>
@@ -7669,14 +8179,24 @@
       <w:r>
         <w:t xml:space="preserve"> </w:t>
       </w:r>
+      <w:proofErr w:type="spellStart"/>
       <w:r>
         <w:t>Tiparadi</w:t>
       </w:r>
+      <w:proofErr w:type="spellEnd"/>
       <w:r>
         <w:t xml:space="preserve"> </w:t>
       </w:r>
       <w:r>
-        <w:t xml:space="preserve">(First Name: Ravikumar, Middle Name: Rajendra, and Last Name: Tiparadi) where reporting manager: Employee ID </w:t>
+        <w:t xml:space="preserve">(First Name: Ravikumar, Middle Name: Rajendra, and Last Name: </w:t>
+      </w:r>
+      <w:proofErr w:type="spellStart"/>
+      <w:r>
+        <w:t>Tiparadi</w:t>
+      </w:r>
+      <w:proofErr w:type="spellEnd"/>
+      <w:r>
+        <w:t xml:space="preserve">) where reporting manager: Employee ID </w:t>
       </w:r>
       <w:r>
         <w:rPr>
@@ -8274,7 +8794,31 @@
     <w:p/>
     <w:p>
       <w:r>
-        <w:t>You say, you already made changes, but I can’t see it. Currently, what I see is another scroll frame in Assets Page, and when I select/choose Actions Button for any work, the frame change making it overlap, and other record shows outside the scrolling frame which display a unprofessional view and because of transparent view I get confuse what to and where to select. I have already share the Image to you from GitHub and from local system. Check again and verify it again.</w:t>
+        <w:t xml:space="preserve">You say, you already made changes, but I can’t see it. Currently, what I see is another scroll frame in Assets Page, and when I select/choose Actions Button for any work, the frame change making it overlap, and other record shows outside the scrolling frame which display </w:t>
+      </w:r>
+      <w:proofErr w:type="gramStart"/>
+      <w:r>
+        <w:t>a</w:t>
+      </w:r>
+      <w:proofErr w:type="gramEnd"/>
+      <w:r>
+        <w:t xml:space="preserve"> unprofessional view and because of transparent view I get </w:t>
+      </w:r>
+      <w:proofErr w:type="gramStart"/>
+      <w:r>
+        <w:t>confuse</w:t>
+      </w:r>
+      <w:proofErr w:type="gramEnd"/>
+      <w:r>
+        <w:t xml:space="preserve"> what to and where to select. I have already </w:t>
+      </w:r>
+      <w:proofErr w:type="gramStart"/>
+      <w:r>
+        <w:t>share</w:t>
+      </w:r>
+      <w:proofErr w:type="gramEnd"/>
+      <w:r>
+        <w:t xml:space="preserve"> the Image to you from GitHub and from local system. Check again and verify it again.</w:t>
       </w:r>
     </w:p>
     <w:p/>
@@ -8341,7 +8885,15 @@
         <w:t xml:space="preserve">1) </w:t>
       </w:r>
       <w:r>
-        <w:t>It looks like, many of pages/forms have inner scroll frame. Can you check, remove and apply same setting like Employees Page/Form</w:t>
+        <w:t xml:space="preserve">It looks like, many of pages/forms have inner scroll frame. Can you check, remove and apply same setting </w:t>
+      </w:r>
+      <w:proofErr w:type="gramStart"/>
+      <w:r>
+        <w:t>like</w:t>
+      </w:r>
+      <w:proofErr w:type="gramEnd"/>
+      <w:r>
+        <w:t xml:space="preserve"> Employees Page/Form</w:t>
       </w:r>
       <w:r>
         <w:t>.</w:t>
@@ -8388,7 +8940,15 @@
         <w:t xml:space="preserve">1) When Assets -&gt; Actions -&gt; Replace use, that time show only current Assets which are In Stock along with only same Asset Type, and also give option to select other Assets Type (in case of </w:t>
       </w:r>
       <w:r>
-        <w:t>unavailable of same Asset Type), and also give Add Asset Button to add new asset in Assets</w:t>
+        <w:t>unavailable of same Asset Type</w:t>
+      </w:r>
+      <w:proofErr w:type="gramStart"/>
+      <w:r>
+        <w:t>), and</w:t>
+      </w:r>
+      <w:proofErr w:type="gramEnd"/>
+      <w:r>
+        <w:t xml:space="preserve"> also give Add Asset Button to add new asset in Assets</w:t>
       </w:r>
       <w:r>
         <w:t xml:space="preserve"> to add first, then assign (by selecting the asset).</w:t>
@@ -8426,12 +8986,28 @@
         <w:t xml:space="preserve"> and reassign to him/team</w:t>
       </w:r>
       <w:r>
-        <w:t>. Asset Distribution should be the place where every record of asset should be kept, even if it is assign, return, reassign or replaced.</w:t>
-      </w:r>
-    </w:p>
-    <w:p>
-      <w:r>
-        <w:t>3) In Asset Distribution page it shows Employees AMS ID not display ID, also when download report from Vies Assets button it also shows ASM ID, not display ID in excel sheet</w:t>
+        <w:t xml:space="preserve">. Asset Distribution should be the place where every record of asset should be kept, even if it is </w:t>
+      </w:r>
+      <w:proofErr w:type="gramStart"/>
+      <w:r>
+        <w:t>assign</w:t>
+      </w:r>
+      <w:proofErr w:type="gramEnd"/>
+      <w:r>
+        <w:t>, return, reassign or replaced.</w:t>
+      </w:r>
+    </w:p>
+    <w:p>
+      <w:r>
+        <w:t xml:space="preserve">3) In Asset Distribution page it shows Employees AMS ID </w:t>
+      </w:r>
+      <w:proofErr w:type="gramStart"/>
+      <w:r>
+        <w:t>not display</w:t>
+      </w:r>
+      <w:proofErr w:type="gramEnd"/>
+      <w:r>
+        <w:t xml:space="preserve"> ID, also when download report from Vies Assets button it also shows ASM ID, not display ID in excel sheet</w:t>
       </w:r>
     </w:p>
     <w:p/>
@@ -8603,13 +9179,50 @@
         <w:t xml:space="preserve"> that</w:t>
       </w:r>
       <w:r>
-        <w:t xml:space="preserve">, besides row_id, record_key, username, role, display_name, active, data_json, </w:t>
+        <w:t xml:space="preserve">, besides </w:t>
+      </w:r>
+      <w:proofErr w:type="spellStart"/>
+      <w:r>
+        <w:t>row_id</w:t>
+      </w:r>
+      <w:proofErr w:type="spellEnd"/>
+      <w:r>
+        <w:t xml:space="preserve">, </w:t>
+      </w:r>
+      <w:proofErr w:type="spellStart"/>
+      <w:r>
+        <w:t>record_key</w:t>
+      </w:r>
+      <w:proofErr w:type="spellEnd"/>
+      <w:r>
+        <w:t xml:space="preserve">, username, role, </w:t>
+      </w:r>
+      <w:proofErr w:type="spellStart"/>
+      <w:r>
+        <w:t>display_name</w:t>
+      </w:r>
+      <w:proofErr w:type="spellEnd"/>
+      <w:r>
+        <w:t xml:space="preserve">, active, </w:t>
+      </w:r>
+      <w:proofErr w:type="spellStart"/>
+      <w:r>
+        <w:t>data_json</w:t>
+      </w:r>
+      <w:proofErr w:type="spellEnd"/>
+      <w:r>
+        <w:t xml:space="preserve">, </w:t>
       </w:r>
       <w:r>
         <w:t xml:space="preserve">and </w:t>
       </w:r>
-      <w:r>
-        <w:t xml:space="preserve">updated_at. I did not find any other field </w:t>
+      <w:proofErr w:type="spellStart"/>
+      <w:r>
+        <w:t>updated_at</w:t>
+      </w:r>
+      <w:proofErr w:type="spellEnd"/>
+      <w:r>
+        <w:t xml:space="preserve">. I did not find any other field </w:t>
       </w:r>
       <w:r>
         <w:t>that</w:t>
@@ -8677,7 +9290,7 @@
         <w:rPr>
           <w:noProof/>
         </w:rPr>
-        <w:t>9:54 AM</w:t>
+        <w:t>3:32 PM</w:t>
       </w:r>
       <w:r>
         <w:fldChar w:fldCharType="end"/>
@@ -8702,7 +9315,15 @@
         <w:t xml:space="preserve">2. Remove Reassign Asset option from </w:t>
       </w:r>
       <w:r>
-        <w:t>Assets -&gt; Actions and add new option as Asset Edit. This option allow users to edit Assign assets if something not added or missing while assigning.</w:t>
+        <w:t xml:space="preserve">Assets -&gt; Actions and add new option as Asset Edit. This option </w:t>
+      </w:r>
+      <w:proofErr w:type="gramStart"/>
+      <w:r>
+        <w:t>allow</w:t>
+      </w:r>
+      <w:proofErr w:type="gramEnd"/>
+      <w:r>
+        <w:t xml:space="preserve"> users to edit Assign assets if something not added or missing while assigning.</w:t>
       </w:r>
     </w:p>
     <w:p/>
@@ -8992,7 +9613,15 @@
         <w:t xml:space="preserve">2) </w:t>
       </w:r>
       <w:r>
-        <w:t xml:space="preserve">I want you to look into all pages/forms, because I saw some pages have </w:t>
+        <w:t xml:space="preserve">I want you to </w:t>
+      </w:r>
+      <w:proofErr w:type="gramStart"/>
+      <w:r>
+        <w:t>look into</w:t>
+      </w:r>
+      <w:proofErr w:type="gramEnd"/>
+      <w:r>
+        <w:t xml:space="preserve"> all pages/forms, because I saw some pages have </w:t>
       </w:r>
       <w:r>
         <w:t xml:space="preserve">an </w:t>
@@ -9248,13 +9877,37 @@
     </w:p>
     <w:p>
       <w:r>
-        <w:t>1) Check the fields in the every table to find any missing fields connections</w:t>
-      </w:r>
-      <w:r>
-        <w:t>, because I just fount one in Employees Page/Form. Last time I update the Employees Page/Form with Site option, but I forgot to inform you to update the table too. Kindly please check every page/form and try matching the table field in Database, if the</w:t>
-      </w:r>
-      <w:r>
-        <w:t>re are any missing filed then rebuild the SQL script for database and it’s table.</w:t>
+        <w:t xml:space="preserve">1) Check the fields in </w:t>
+      </w:r>
+      <w:proofErr w:type="gramStart"/>
+      <w:r>
+        <w:t>the every</w:t>
+      </w:r>
+      <w:proofErr w:type="gramEnd"/>
+      <w:r>
+        <w:t xml:space="preserve"> table to find any missing fields connections</w:t>
+      </w:r>
+      <w:r>
+        <w:t xml:space="preserve">, because I just </w:t>
+      </w:r>
+      <w:proofErr w:type="spellStart"/>
+      <w:r>
+        <w:t>fount</w:t>
+      </w:r>
+      <w:proofErr w:type="spellEnd"/>
+      <w:r>
+        <w:t xml:space="preserve"> one in Employees Page/Form. Last time I update the Employees Page/Form with Site option, but I forgot to inform you to update the table too. Kindly please check every page/form and try matching the table field in Database, if the</w:t>
+      </w:r>
+      <w:r>
+        <w:t xml:space="preserve">re are any missing filed then rebuild the SQL script for database and </w:t>
+      </w:r>
+      <w:proofErr w:type="gramStart"/>
+      <w:r>
+        <w:t>it’s</w:t>
+      </w:r>
+      <w:proofErr w:type="gramEnd"/>
+      <w:r>
+        <w:t xml:space="preserve"> table.</w:t>
       </w:r>
     </w:p>
     <w:p/>
@@ -9480,13 +10133,21 @@
     </w:p>
     <w:p>
       <w:r>
-        <w:t>I observe some points first is regarding mobile assignment when I assign a mobile particular employee and use SIM card number it at the SIM card number but when I open the SIM card master I can't see the issue or assign option selected in mobile master, and vice versa. Kindly check and find the issue</w:t>
+        <w:t xml:space="preserve">I observe some points first is regarding mobile assignment when I assign a mobile particular employee and use SIM card number it at the SIM card number but when I open the SIM card master I can't see the issue or assign option selected in mobile master, and vice versa. Kindly check and find the </w:t>
+      </w:r>
+      <w:proofErr w:type="gramStart"/>
+      <w:r>
+        <w:t>issue</w:t>
       </w:r>
       <w:r>
         <w:t>,</w:t>
       </w:r>
       <w:r>
-        <w:t xml:space="preserve"> and resolve it</w:t>
+        <w:t xml:space="preserve"> and</w:t>
+      </w:r>
+      <w:proofErr w:type="gramEnd"/>
+      <w:r>
+        <w:t xml:space="preserve"> resolve it</w:t>
       </w:r>
       <w:r>
         <w:t>.</w:t>
@@ -9611,11 +10272,21 @@
       <w:r>
         <w:t xml:space="preserve">Add Site in all </w:t>
       </w:r>
+      <w:proofErr w:type="gramStart"/>
       <w:r>
         <w:t>masters</w:t>
       </w:r>
-      <w:r>
-        <w:t xml:space="preserve"> and also modify the SQL Script to add Site in the corresponding tables.</w:t>
+      <w:proofErr w:type="gramEnd"/>
+      <w:r>
+        <w:t xml:space="preserve"> </w:t>
+      </w:r>
+      <w:proofErr w:type="gramStart"/>
+      <w:r>
+        <w:t>and also</w:t>
+      </w:r>
+      <w:proofErr w:type="gramEnd"/>
+      <w:r>
+        <w:t xml:space="preserve"> modify the SQL Script to add Site in the corresponding tables.</w:t>
       </w:r>
     </w:p>
     <w:p>
@@ -9829,7 +10500,15 @@
         <w:t>for</w:t>
       </w:r>
       <w:r>
-        <w:t xml:space="preserve"> that particular Asset Type.</w:t>
+        <w:t xml:space="preserve"> that </w:t>
+      </w:r>
+      <w:proofErr w:type="gramStart"/>
+      <w:r>
+        <w:t>particular Asset</w:t>
+      </w:r>
+      <w:proofErr w:type="gramEnd"/>
+      <w:r>
+        <w:t xml:space="preserve"> Type.</w:t>
       </w:r>
     </w:p>
     <w:p>
@@ -9925,7 +10604,15 @@
         <w:t xml:space="preserve"> e.g. L</w:t>
       </w:r>
       <w:r>
-        <w:t>T02SLHR which is an Laptop Asset, it shows Laptop’s “</w:t>
+        <w:t xml:space="preserve">T02SLHR which is </w:t>
+      </w:r>
+      <w:proofErr w:type="gramStart"/>
+      <w:r>
+        <w:t>an</w:t>
+      </w:r>
+      <w:proofErr w:type="gramEnd"/>
+      <w:r>
+        <w:t xml:space="preserve"> Laptop Asset, it shows Laptop’s “</w:t>
       </w:r>
       <w:r>
         <w:t>Common / Supportive Accessories (optional)</w:t>
@@ -9934,19 +10621,13 @@
         <w:t xml:space="preserve">” as Laptop Charger, Bag, Stand, Wireless Mouse and others which is related to Laptop, and if I/User use </w:t>
       </w:r>
       <w:r>
-        <w:t xml:space="preserve">PC03SLEN which is Desktop Asset, it shows Desktop’s </w:t>
-      </w:r>
-      <w:r>
-        <w:t>“</w:t>
+        <w:t>PC03SLEN which is Desktop Asset, it shows Desktop’s “</w:t>
       </w:r>
       <w:r>
         <w:t>Common / Supportive Accessories (optional)</w:t>
       </w:r>
       <w:r>
-        <w:t>”</w:t>
-      </w:r>
-      <w:r>
-        <w:t xml:space="preserve"> as VGA Display Cable, HDMI Cable, Power Cable (Monitor) and others</w:t>
+        <w:t>” as VGA Display Cable, HDMI Cable, Power Cable (Monitor) and others</w:t>
       </w:r>
       <w:r>
         <w:t xml:space="preserve">. In short, when I/User use any </w:t>
@@ -9955,19 +10636,13 @@
         <w:t>asset</w:t>
       </w:r>
       <w:r>
-        <w:t xml:space="preserve"> to assign it take </w:t>
-      </w:r>
-      <w:r>
-        <w:t>“</w:t>
+        <w:t xml:space="preserve"> to assign it take “</w:t>
       </w:r>
       <w:r>
         <w:t>Common / Supportive Accessories (optional)</w:t>
       </w:r>
       <w:r>
-        <w:t>”</w:t>
-      </w:r>
-      <w:r>
-        <w:t xml:space="preserve"> from </w:t>
+        <w:t xml:space="preserve">” from </w:t>
       </w:r>
       <w:r>
         <w:t>Accessory Master</w:t>
@@ -9994,7 +10669,15 @@
         <w:t xml:space="preserve"> belong to. I want to add Asset Type in </w:t>
       </w:r>
       <w:r>
-        <w:t>System Admin -&gt; Asset Make Master to select only those Asset Make in which Asset Type it belong to.</w:t>
+        <w:t xml:space="preserve">System Admin -&gt; Asset Make Master to select only those Asset Make in which Asset Type it </w:t>
+      </w:r>
+      <w:proofErr w:type="gramStart"/>
+      <w:r>
+        <w:t>belong</w:t>
+      </w:r>
+      <w:proofErr w:type="gramEnd"/>
+      <w:r>
+        <w:t xml:space="preserve"> to.</w:t>
       </w:r>
       <w:r>
         <w:t xml:space="preserve"> Example: If I </w:t>
@@ -10027,7 +10710,15 @@
         <w:t>Desktop Asset Type, like Dell, ASUS, HP, etc.</w:t>
       </w:r>
       <w:r>
-        <w:t xml:space="preserve"> and should not show Asset Make which is not belong to those Asset </w:t>
+        <w:t xml:space="preserve"> and should not show Asset Make which </w:t>
+      </w:r>
+      <w:proofErr w:type="gramStart"/>
+      <w:r>
+        <w:t>is not belong</w:t>
+      </w:r>
+      <w:proofErr w:type="gramEnd"/>
+      <w:r>
+        <w:t xml:space="preserve"> to those Asset </w:t>
       </w:r>
       <w:r>
         <w:t>Types</w:t>
@@ -10078,7 +10769,15 @@
         <w:t>Are you getting what I want to say with this explanation and examples</w:t>
       </w:r>
       <w:r>
-        <w:t xml:space="preserve">? If you need to update the SQL Database then please go ahead and make changes in </w:t>
+        <w:t xml:space="preserve">? If you need to update the SQL </w:t>
+      </w:r>
+      <w:proofErr w:type="gramStart"/>
+      <w:r>
+        <w:t>Database</w:t>
+      </w:r>
+      <w:proofErr w:type="gramEnd"/>
+      <w:r>
+        <w:t xml:space="preserve"> then please go ahead and make changes in </w:t>
       </w:r>
       <w:r>
         <w:t xml:space="preserve">the </w:t>
@@ -10163,7 +10862,15 @@
         <w:t xml:space="preserve">Category </w:t>
       </w:r>
       <w:r>
-        <w:t>-&gt; Communication (e.g Smartphone, Basic Keypad Phone, and others) will show. For this, if you need to modify the page/form along with SQL Tables, then go ahead and do it.</w:t>
+        <w:t>-&gt; Communication (</w:t>
+      </w:r>
+      <w:proofErr w:type="spellStart"/>
+      <w:r>
+        <w:t>e.g</w:t>
+      </w:r>
+      <w:proofErr w:type="spellEnd"/>
+      <w:r>
+        <w:t xml:space="preserve"> Smartphone, Basic Keypad Phone, and others) will show. For this, if you need to modify the page/form along with SQL Tables, then go ahead and do it.</w:t>
       </w:r>
     </w:p>
     <w:p>
@@ -10205,7 +10912,15 @@
     </w:p>
     <w:p>
       <w:r>
-        <w:t>1) There are Plus (+) button in Add Asset and Add Mobile</w:t>
+        <w:t>Check the full project and look for any missing pages/forms links or incomplete pages/forms/</w:t>
+      </w:r>
+      <w:proofErr w:type="gramStart"/>
+      <w:r>
+        <w:t>masters</w:t>
+      </w:r>
+      <w:proofErr w:type="gramEnd"/>
+      <w:r>
+        <w:t xml:space="preserve"> and resolve them. The reason is that I saw some of the Plus (+) button open windows/frames to add missing data, but the recent update fields/points are not updated in those links.</w:t>
       </w:r>
     </w:p>
     <w:p>
@@ -10228,7 +10943,35 @@
         <w:t>Points I have found and changes/updated I want to make:</w:t>
       </w:r>
     </w:p>
-    <w:p/>
+    <w:p>
+      <w:r>
+        <w:t>Help me improve access role management to strengthen security</w:t>
+      </w:r>
+      <w:r>
+        <w:t xml:space="preserve"> and accessibility</w:t>
+      </w:r>
+      <w:r>
+        <w:t>.</w:t>
+      </w:r>
+      <w:r>
+        <w:t xml:space="preserve"> Also, show me some other appearance options other than the current appearance, just like </w:t>
+      </w:r>
+      <w:r>
+        <w:t>themes</w:t>
+      </w:r>
+      <w:r>
+        <w:t>.</w:t>
+      </w:r>
+      <w:r>
+        <w:t xml:space="preserve"> Improve appearance and look, </w:t>
+      </w:r>
+      <w:r>
+        <w:t xml:space="preserve">and </w:t>
+      </w:r>
+      <w:r>
+        <w:t>performance.</w:t>
+      </w:r>
+    </w:p>
     <w:p>
       <w:r>
         <w:t>Please review and update the points and changes above; I will continue testing the project.</w:t>
@@ -10341,6 +11084,7 @@
     </w:p>
     <w:p>
       <w:r>
+        <w:lastRenderedPageBreak/>
         <w:t>=========================================</w:t>
       </w:r>
     </w:p>
@@ -10357,7 +11101,6 @@
     <w:p/>
     <w:p>
       <w:r>
-        <w:lastRenderedPageBreak/>
         <w:t>Please review and update the points and changes above; I will continue testing the project.</w:t>
       </w:r>
     </w:p>
@@ -11305,6 +12048,7 @@
   <w:style w:type="character" w:default="1" w:styleId="DefaultParagraphFont">
     <w:name w:val="Default Paragraph Font"/>
     <w:uiPriority w:val="1"/>
+    <w:semiHidden/>
     <w:unhideWhenUsed/>
   </w:style>
   <w:style w:type="table" w:default="1" w:styleId="TableNormal">

--- a/v4-0_AMS-Test.docx
+++ b/v4-0_AMS-Test.docx
@@ -9269,7 +9269,7 @@
         <w:rPr>
           <w:noProof/>
         </w:rPr>
-        <w:t>08-09-2026</w:t>
+        <w:t>09-09-2026</w:t>
       </w:r>
       <w:r>
         <w:fldChar w:fldCharType="end"/>
@@ -9290,7 +9290,7 @@
         <w:rPr>
           <w:noProof/>
         </w:rPr>
-        <w:t>3:32 PM</w:t>
+        <w:t>11:32 AM</w:t>
       </w:r>
       <w:r>
         <w:fldChar w:fldCharType="end"/>
@@ -10992,7 +10992,69 @@
         <w:t>Points I have found and changes/updated I want to make:</w:t>
       </w:r>
     </w:p>
-    <w:p/>
+    <w:p>
+      <w:r>
+        <w:t xml:space="preserve">I want to add/improve </w:t>
+      </w:r>
+      <w:r>
+        <w:t xml:space="preserve">the </w:t>
+      </w:r>
+      <w:r>
+        <w:t xml:space="preserve">UI. I saw </w:t>
+      </w:r>
+      <w:r>
+        <w:t>a</w:t>
+      </w:r>
+      <w:r>
+        <w:t xml:space="preserve"> reel about different </w:t>
+      </w:r>
+      <w:r>
+        <w:t>types</w:t>
+      </w:r>
+      <w:r>
+        <w:t xml:space="preserve"> of UI, like: Liquid Glass UI, Bento Grid UI, Spatial UI Design, </w:t>
+      </w:r>
+      <w:proofErr w:type="spellStart"/>
+      <w:r>
+        <w:t>Claymorphism</w:t>
+      </w:r>
+      <w:proofErr w:type="spellEnd"/>
+      <w:r>
+        <w:t xml:space="preserve">, Neomorphism, </w:t>
+      </w:r>
+      <w:proofErr w:type="spellStart"/>
+      <w:r>
+        <w:t>Glassmorphism</w:t>
+      </w:r>
+      <w:proofErr w:type="spellEnd"/>
+      <w:r>
+        <w:t>, Skeuomorphism,</w:t>
+      </w:r>
+      <w:r>
+        <w:t xml:space="preserve"> and</w:t>
+      </w:r>
+      <w:r>
+        <w:t xml:space="preserve"> </w:t>
+      </w:r>
+      <w:r>
+        <w:t>Minimalism. If possible</w:t>
+      </w:r>
+      <w:r>
+        <w:t>, I want to add them to my project as dropdown options,</w:t>
+      </w:r>
+      <w:r>
+        <w:t xml:space="preserve"> like them</w:t>
+      </w:r>
+      <w:r>
+        <w:t>e</w:t>
+      </w:r>
+      <w:r>
+        <w:t xml:space="preserve">s. </w:t>
+      </w:r>
+      <w:r>
+        <w:t>Can you do it?</w:t>
+      </w:r>
+    </w:p>
     <w:p>
       <w:r>
         <w:t>Please review and update the points and changes above; I will continue testing the project.</w:t>
@@ -11073,6 +11135,7 @@
     </w:p>
     <w:p>
       <w:r>
+        <w:lastRenderedPageBreak/>
         <w:t>Points I have found and changes/updated I want to make:</w:t>
       </w:r>
     </w:p>
@@ -11084,7 +11147,6 @@
     </w:p>
     <w:p>
       <w:r>
-        <w:lastRenderedPageBreak/>
         <w:t>=========================================</w:t>
       </w:r>
     </w:p>
